--- a/my_report/Report_Notes.docx
+++ b/my_report/Report_Notes.docx
@@ -132,6 +132,9 @@
     <w:p>
       <w:r>
         <w:t>I love Soumik</w:t>
+      </w:r>
+      <w:r>
+        <w:t xml:space="preserve"> very very much……..&lt;3  </w:t>
       </w:r>
     </w:p>
     <w:p/>

--- a/my_report/Report_Notes.docx
+++ b/my_report/Report_Notes.docx
@@ -138,6 +138,1076 @@
       </w:r>
     </w:p>
     <w:p/>
+    <w:p>
+      <w:pPr>
+        <w:numPr>
+          <w:ilvl w:val="0"/>
+          <w:numId w:val="1"/>
+        </w:numPr>
+        <w:spacing w:after="0" w:line="240" w:lineRule="auto"/>
+        <w:textAlignment w:val="baseline"/>
+        <w:rPr>
+          <w:rFonts w:ascii="Arial" w:eastAsia="Times New Roman" w:hAnsi="Arial" w:cs="Arial"/>
+          <w:color w:val="000000"/>
+          <w:kern w:val="0"/>
+          <w:sz w:val="22"/>
+          <w:szCs w:val="22"/>
+          <w:lang w:val="en-IN" w:eastAsia="en-IN"/>
+          <w14:ligatures w14:val="none"/>
+        </w:rPr>
+      </w:pPr>
+      <w:r>
+        <w:rPr>
+          <w:rFonts w:ascii="Arial" w:eastAsia="Times New Roman" w:hAnsi="Arial" w:cs="Arial"/>
+          <w:color w:val="000000"/>
+          <w:kern w:val="0"/>
+          <w:sz w:val="22"/>
+          <w:szCs w:val="22"/>
+          <w:lang w:val="en-IN" w:eastAsia="en-IN"/>
+          <w14:ligatures w14:val="none"/>
+        </w:rPr>
+        <w:t>Acknowledgment</w:t>
+      </w:r>
+    </w:p>
+    <w:p>
+      <w:pPr>
+        <w:numPr>
+          <w:ilvl w:val="0"/>
+          <w:numId w:val="2"/>
+        </w:numPr>
+        <w:spacing w:after="0" w:line="240" w:lineRule="auto"/>
+        <w:textAlignment w:val="baseline"/>
+        <w:rPr>
+          <w:rFonts w:ascii="Arial" w:eastAsia="Times New Roman" w:hAnsi="Arial" w:cs="Arial"/>
+          <w:color w:val="000000"/>
+          <w:kern w:val="0"/>
+          <w:sz w:val="22"/>
+          <w:szCs w:val="22"/>
+          <w:lang w:val="en-IN" w:eastAsia="en-IN"/>
+          <w14:ligatures w14:val="none"/>
+        </w:rPr>
+      </w:pPr>
+      <w:r>
+        <w:rPr>
+          <w:rFonts w:ascii="Arial" w:eastAsia="Times New Roman" w:hAnsi="Arial" w:cs="Arial"/>
+          <w:color w:val="000000"/>
+          <w:kern w:val="0"/>
+          <w:sz w:val="22"/>
+          <w:szCs w:val="22"/>
+          <w:lang w:val="en-IN" w:eastAsia="en-IN"/>
+          <w14:ligatures w14:val="none"/>
+        </w:rPr>
+        <w:t>Abstract / Summary / Resume</w:t>
+      </w:r>
+    </w:p>
+    <w:p>
+      <w:pPr>
+        <w:numPr>
+          <w:ilvl w:val="0"/>
+          <w:numId w:val="3"/>
+        </w:numPr>
+        <w:spacing w:after="0" w:line="240" w:lineRule="auto"/>
+        <w:textAlignment w:val="baseline"/>
+        <w:rPr>
+          <w:rFonts w:ascii="Arial" w:eastAsia="Times New Roman" w:hAnsi="Arial" w:cs="Arial"/>
+          <w:color w:val="0000FF"/>
+          <w:kern w:val="0"/>
+          <w:sz w:val="22"/>
+          <w:szCs w:val="22"/>
+          <w:lang w:val="en-IN" w:eastAsia="en-IN"/>
+          <w14:ligatures w14:val="none"/>
+        </w:rPr>
+      </w:pPr>
+      <w:r>
+        <w:rPr>
+          <w:rFonts w:ascii="Arial" w:eastAsia="Times New Roman" w:hAnsi="Arial" w:cs="Arial"/>
+          <w:color w:val="0000FF"/>
+          <w:kern w:val="0"/>
+          <w:sz w:val="22"/>
+          <w:szCs w:val="22"/>
+          <w:lang w:val="en-IN" w:eastAsia="en-IN"/>
+          <w14:ligatures w14:val="none"/>
+        </w:rPr>
+        <w:t>Table of Contents</w:t>
+      </w:r>
+    </w:p>
+    <w:p>
+      <w:pPr>
+        <w:numPr>
+          <w:ilvl w:val="0"/>
+          <w:numId w:val="4"/>
+        </w:numPr>
+        <w:spacing w:after="0" w:line="240" w:lineRule="auto"/>
+        <w:textAlignment w:val="baseline"/>
+        <w:rPr>
+          <w:rFonts w:ascii="Arial" w:eastAsia="Times New Roman" w:hAnsi="Arial" w:cs="Arial"/>
+          <w:color w:val="0000FF"/>
+          <w:kern w:val="0"/>
+          <w:sz w:val="22"/>
+          <w:szCs w:val="22"/>
+          <w:lang w:val="en-IN" w:eastAsia="en-IN"/>
+          <w14:ligatures w14:val="none"/>
+        </w:rPr>
+      </w:pPr>
+      <w:r>
+        <w:rPr>
+          <w:rFonts w:ascii="Arial" w:eastAsia="Times New Roman" w:hAnsi="Arial" w:cs="Arial"/>
+          <w:color w:val="0000FF"/>
+          <w:kern w:val="0"/>
+          <w:sz w:val="22"/>
+          <w:szCs w:val="22"/>
+          <w:lang w:val="en-IN" w:eastAsia="en-IN"/>
+          <w14:ligatures w14:val="none"/>
+        </w:rPr>
+        <w:t>List of Figures</w:t>
+      </w:r>
+    </w:p>
+    <w:p>
+      <w:pPr>
+        <w:numPr>
+          <w:ilvl w:val="0"/>
+          <w:numId w:val="5"/>
+        </w:numPr>
+        <w:spacing w:after="0" w:line="240" w:lineRule="auto"/>
+        <w:textAlignment w:val="baseline"/>
+        <w:rPr>
+          <w:rFonts w:ascii="Arial" w:eastAsia="Times New Roman" w:hAnsi="Arial" w:cs="Arial"/>
+          <w:color w:val="0000FF"/>
+          <w:kern w:val="0"/>
+          <w:sz w:val="22"/>
+          <w:szCs w:val="22"/>
+          <w:lang w:val="en-IN" w:eastAsia="en-IN"/>
+          <w14:ligatures w14:val="none"/>
+        </w:rPr>
+      </w:pPr>
+      <w:r>
+        <w:rPr>
+          <w:rFonts w:ascii="Arial" w:eastAsia="Times New Roman" w:hAnsi="Arial" w:cs="Arial"/>
+          <w:color w:val="0000FF"/>
+          <w:kern w:val="0"/>
+          <w:sz w:val="22"/>
+          <w:szCs w:val="22"/>
+          <w:lang w:val="en-IN" w:eastAsia="en-IN"/>
+          <w14:ligatures w14:val="none"/>
+        </w:rPr>
+        <w:t>List of Tables</w:t>
+      </w:r>
+    </w:p>
+    <w:p>
+      <w:pPr>
+        <w:numPr>
+          <w:ilvl w:val="0"/>
+          <w:numId w:val="6"/>
+        </w:numPr>
+        <w:spacing w:after="0" w:line="240" w:lineRule="auto"/>
+        <w:textAlignment w:val="baseline"/>
+        <w:rPr>
+          <w:rFonts w:ascii="Arial" w:eastAsia="Times New Roman" w:hAnsi="Arial" w:cs="Arial"/>
+          <w:color w:val="0000FF"/>
+          <w:kern w:val="0"/>
+          <w:sz w:val="22"/>
+          <w:szCs w:val="22"/>
+          <w:lang w:val="en-IN" w:eastAsia="en-IN"/>
+          <w14:ligatures w14:val="none"/>
+        </w:rPr>
+      </w:pPr>
+      <w:r>
+        <w:rPr>
+          <w:rFonts w:ascii="Arial" w:eastAsia="Times New Roman" w:hAnsi="Arial" w:cs="Arial"/>
+          <w:color w:val="0000FF"/>
+          <w:kern w:val="0"/>
+          <w:sz w:val="22"/>
+          <w:szCs w:val="22"/>
+          <w:lang w:val="en-IN" w:eastAsia="en-IN"/>
+          <w14:ligatures w14:val="none"/>
+        </w:rPr>
+        <w:t>Glossary</w:t>
+      </w:r>
+    </w:p>
+    <w:p>
+      <w:pPr>
+        <w:spacing w:after="0" w:line="240" w:lineRule="auto"/>
+        <w:rPr>
+          <w:rFonts w:ascii="Times New Roman" w:eastAsia="Times New Roman" w:hAnsi="Times New Roman" w:cs="Times New Roman"/>
+          <w:kern w:val="0"/>
+          <w:lang w:val="en-IN" w:eastAsia="en-IN"/>
+          <w14:ligatures w14:val="none"/>
+        </w:rPr>
+      </w:pPr>
+      <w:r>
+        <w:rPr>
+          <w:rFonts w:ascii="Times New Roman" w:eastAsia="Times New Roman" w:hAnsi="Times New Roman" w:cs="Times New Roman"/>
+          <w:kern w:val="0"/>
+          <w:lang w:val="en-IN" w:eastAsia="en-IN"/>
+          <w14:ligatures w14:val="none"/>
+        </w:rPr>
+        <w:br/>
+      </w:r>
+    </w:p>
+    <w:p>
+      <w:pPr>
+        <w:numPr>
+          <w:ilvl w:val="0"/>
+          <w:numId w:val="7"/>
+        </w:numPr>
+        <w:spacing w:after="0" w:line="240" w:lineRule="auto"/>
+        <w:textAlignment w:val="baseline"/>
+        <w:rPr>
+          <w:rFonts w:ascii="Arial" w:eastAsia="Times New Roman" w:hAnsi="Arial" w:cs="Arial"/>
+          <w:color w:val="000000"/>
+          <w:kern w:val="0"/>
+          <w:sz w:val="22"/>
+          <w:szCs w:val="22"/>
+          <w:lang w:val="en-IN" w:eastAsia="en-IN"/>
+          <w14:ligatures w14:val="none"/>
+        </w:rPr>
+      </w:pPr>
+      <w:r>
+        <w:rPr>
+          <w:rFonts w:ascii="Arial" w:eastAsia="Times New Roman" w:hAnsi="Arial" w:cs="Arial"/>
+          <w:color w:val="000000"/>
+          <w:kern w:val="0"/>
+          <w:sz w:val="22"/>
+          <w:szCs w:val="22"/>
+          <w:lang w:val="en-IN" w:eastAsia="en-IN"/>
+          <w14:ligatures w14:val="none"/>
+        </w:rPr>
+        <w:t>Introduction (every statement must be referenced and authentic)</w:t>
+      </w:r>
+    </w:p>
+    <w:p>
+      <w:pPr>
+        <w:pStyle w:val="ListParagraph"/>
+        <w:numPr>
+          <w:ilvl w:val="0"/>
+          <w:numId w:val="25"/>
+        </w:numPr>
+        <w:spacing w:after="0" w:line="240" w:lineRule="auto"/>
+        <w:textAlignment w:val="baseline"/>
+        <w:rPr>
+          <w:rFonts w:ascii="Arial" w:eastAsia="Times New Roman" w:hAnsi="Arial" w:cs="Arial"/>
+          <w:color w:val="000000"/>
+          <w:kern w:val="0"/>
+          <w:sz w:val="22"/>
+          <w:szCs w:val="22"/>
+          <w:lang w:val="en-IN" w:eastAsia="en-IN"/>
+          <w14:ligatures w14:val="none"/>
+        </w:rPr>
+      </w:pPr>
+      <w:r>
+        <w:rPr>
+          <w:rFonts w:ascii="Arial" w:eastAsia="Times New Roman" w:hAnsi="Arial" w:cs="Arial"/>
+          <w:color w:val="000000"/>
+          <w:kern w:val="0"/>
+          <w:sz w:val="22"/>
+          <w:szCs w:val="22"/>
+          <w:lang w:val="en-IN" w:eastAsia="en-IN"/>
+          <w14:ligatures w14:val="none"/>
+        </w:rPr>
+        <w:t>(2page) Education in Teacher’s POV. </w:t>
+      </w:r>
+    </w:p>
+    <w:p>
+      <w:pPr>
+        <w:numPr>
+          <w:ilvl w:val="0"/>
+          <w:numId w:val="9"/>
+        </w:numPr>
+        <w:spacing w:after="0" w:line="240" w:lineRule="auto"/>
+        <w:ind w:left="2160"/>
+        <w:textAlignment w:val="baseline"/>
+        <w:rPr>
+          <w:rFonts w:ascii="Arial" w:eastAsia="Times New Roman" w:hAnsi="Arial" w:cs="Arial"/>
+          <w:color w:val="000000"/>
+          <w:kern w:val="0"/>
+          <w:sz w:val="22"/>
+          <w:szCs w:val="22"/>
+          <w:lang w:val="en-IN" w:eastAsia="en-IN"/>
+          <w14:ligatures w14:val="none"/>
+        </w:rPr>
+      </w:pPr>
+      <w:r>
+        <w:rPr>
+          <w:rFonts w:ascii="Arial" w:eastAsia="Times New Roman" w:hAnsi="Arial" w:cs="Arial"/>
+          <w:color w:val="000000"/>
+          <w:kern w:val="0"/>
+          <w:sz w:val="22"/>
+          <w:szCs w:val="22"/>
+          <w:lang w:val="en-IN" w:eastAsia="en-IN"/>
+          <w14:ligatures w14:val="none"/>
+        </w:rPr>
+        <w:t>articles, testimonials which can be found online that provide insight into teaching a subject/foreign language.)</w:t>
+      </w:r>
+    </w:p>
+    <w:p>
+      <w:pPr>
+        <w:numPr>
+          <w:ilvl w:val="0"/>
+          <w:numId w:val="10"/>
+        </w:numPr>
+        <w:spacing w:after="0" w:line="240" w:lineRule="auto"/>
+        <w:ind w:left="2160"/>
+        <w:textAlignment w:val="baseline"/>
+        <w:rPr>
+          <w:rFonts w:ascii="Arial" w:eastAsia="Times New Roman" w:hAnsi="Arial" w:cs="Arial"/>
+          <w:color w:val="000000"/>
+          <w:kern w:val="0"/>
+          <w:sz w:val="22"/>
+          <w:szCs w:val="22"/>
+          <w:lang w:val="en-IN" w:eastAsia="en-IN"/>
+          <w14:ligatures w14:val="none"/>
+        </w:rPr>
+      </w:pPr>
+      <w:r>
+        <w:rPr>
+          <w:rFonts w:ascii="Arial" w:eastAsia="Times New Roman" w:hAnsi="Arial" w:cs="Arial"/>
+          <w:color w:val="000000"/>
+          <w:kern w:val="0"/>
+          <w:sz w:val="22"/>
+          <w:szCs w:val="22"/>
+          <w:lang w:val="en-IN" w:eastAsia="en-IN"/>
+          <w14:ligatures w14:val="none"/>
+        </w:rPr>
+        <w:t>Teaching before AI. Preparation for classes/lectures.</w:t>
+      </w:r>
+    </w:p>
+    <w:p>
+      <w:pPr>
+        <w:numPr>
+          <w:ilvl w:val="0"/>
+          <w:numId w:val="10"/>
+        </w:numPr>
+        <w:spacing w:after="0" w:line="240" w:lineRule="auto"/>
+        <w:textAlignment w:val="baseline"/>
+        <w:rPr>
+          <w:rFonts w:ascii="Arial" w:eastAsia="Times New Roman" w:hAnsi="Arial" w:cs="Arial"/>
+          <w:color w:val="000000"/>
+          <w:kern w:val="0"/>
+          <w:sz w:val="22"/>
+          <w:szCs w:val="22"/>
+          <w:lang w:val="en-IN" w:eastAsia="en-IN"/>
+          <w14:ligatures w14:val="none"/>
+        </w:rPr>
+      </w:pPr>
+      <w:r>
+        <w:rPr>
+          <w:rFonts w:ascii="Arial" w:eastAsia="Times New Roman" w:hAnsi="Arial" w:cs="Arial"/>
+          <w:color w:val="000000"/>
+          <w:kern w:val="0"/>
+          <w:sz w:val="22"/>
+          <w:szCs w:val="22"/>
+          <w:lang w:val="en-IN" w:eastAsia="en-IN"/>
+          <w14:ligatures w14:val="none"/>
+        </w:rPr>
+        <w:t>(2 page) Edtech &amp; AI</w:t>
+      </w:r>
+    </w:p>
+    <w:p>
+      <w:pPr>
+        <w:numPr>
+          <w:ilvl w:val="0"/>
+          <w:numId w:val="12"/>
+        </w:numPr>
+        <w:spacing w:after="0" w:line="240" w:lineRule="auto"/>
+        <w:ind w:left="2160"/>
+        <w:textAlignment w:val="baseline"/>
+        <w:rPr>
+          <w:rFonts w:ascii="Arial" w:eastAsia="Times New Roman" w:hAnsi="Arial" w:cs="Arial"/>
+          <w:color w:val="000000"/>
+          <w:kern w:val="0"/>
+          <w:sz w:val="22"/>
+          <w:szCs w:val="22"/>
+          <w:lang w:val="en-IN" w:eastAsia="en-IN"/>
+          <w14:ligatures w14:val="none"/>
+        </w:rPr>
+      </w:pPr>
+      <w:r>
+        <w:rPr>
+          <w:rFonts w:ascii="Arial" w:eastAsia="Times New Roman" w:hAnsi="Arial" w:cs="Arial"/>
+          <w:color w:val="000000"/>
+          <w:kern w:val="0"/>
+          <w:sz w:val="22"/>
+          <w:szCs w:val="22"/>
+          <w:lang w:val="en-IN" w:eastAsia="en-IN"/>
+          <w14:ligatures w14:val="none"/>
+        </w:rPr>
+        <w:t>What is EdTech, examples of common platforms, but not detail of usage.</w:t>
+      </w:r>
+    </w:p>
+    <w:p>
+      <w:pPr>
+        <w:numPr>
+          <w:ilvl w:val="0"/>
+          <w:numId w:val="12"/>
+        </w:numPr>
+        <w:spacing w:after="0" w:line="240" w:lineRule="auto"/>
+        <w:ind w:left="2160"/>
+        <w:textAlignment w:val="baseline"/>
+        <w:rPr>
+          <w:rFonts w:ascii="Arial" w:eastAsia="Times New Roman" w:hAnsi="Arial" w:cs="Arial"/>
+          <w:color w:val="000000"/>
+          <w:kern w:val="0"/>
+          <w:sz w:val="22"/>
+          <w:szCs w:val="22"/>
+          <w:lang w:val="en-IN" w:eastAsia="en-IN"/>
+          <w14:ligatures w14:val="none"/>
+        </w:rPr>
+      </w:pPr>
+      <w:r>
+        <w:rPr>
+          <w:rFonts w:ascii="Arial" w:eastAsia="Times New Roman" w:hAnsi="Arial" w:cs="Arial"/>
+          <w:color w:val="000000"/>
+          <w:kern w:val="0"/>
+          <w:sz w:val="22"/>
+          <w:szCs w:val="22"/>
+          <w:lang w:val="en-IN" w:eastAsia="en-IN"/>
+          <w14:ligatures w14:val="none"/>
+        </w:rPr>
+        <w:t>AI in Education, where it is used right now, examples but not detail.</w:t>
+      </w:r>
+    </w:p>
+    <w:p>
+      <w:pPr>
+        <w:numPr>
+          <w:ilvl w:val="0"/>
+          <w:numId w:val="12"/>
+        </w:numPr>
+        <w:spacing w:after="0" w:line="240" w:lineRule="auto"/>
+        <w:textAlignment w:val="baseline"/>
+        <w:rPr>
+          <w:rFonts w:ascii="Arial" w:eastAsia="Times New Roman" w:hAnsi="Arial" w:cs="Arial"/>
+          <w:color w:val="000000"/>
+          <w:kern w:val="0"/>
+          <w:sz w:val="22"/>
+          <w:szCs w:val="22"/>
+          <w:lang w:val="en-IN" w:eastAsia="en-IN"/>
+          <w14:ligatures w14:val="none"/>
+        </w:rPr>
+      </w:pPr>
+      <w:r>
+        <w:rPr>
+          <w:rFonts w:ascii="Arial" w:eastAsia="Times New Roman" w:hAnsi="Arial" w:cs="Arial"/>
+          <w:color w:val="000000"/>
+          <w:kern w:val="0"/>
+          <w:sz w:val="22"/>
+          <w:szCs w:val="22"/>
+          <w:lang w:val="en-IN" w:eastAsia="en-IN"/>
+          <w14:ligatures w14:val="none"/>
+        </w:rPr>
+        <w:t>(3 page) Education System in France for Foreign Language</w:t>
+      </w:r>
+    </w:p>
+    <w:p>
+      <w:pPr>
+        <w:numPr>
+          <w:ilvl w:val="0"/>
+          <w:numId w:val="14"/>
+        </w:numPr>
+        <w:spacing w:after="0" w:line="240" w:lineRule="auto"/>
+        <w:ind w:left="2160"/>
+        <w:textAlignment w:val="baseline"/>
+        <w:rPr>
+          <w:rFonts w:ascii="Arial" w:eastAsia="Times New Roman" w:hAnsi="Arial" w:cs="Arial"/>
+          <w:color w:val="000000"/>
+          <w:kern w:val="0"/>
+          <w:sz w:val="22"/>
+          <w:szCs w:val="22"/>
+          <w:lang w:val="en-IN" w:eastAsia="en-IN"/>
+          <w14:ligatures w14:val="none"/>
+        </w:rPr>
+      </w:pPr>
+      <w:r>
+        <w:rPr>
+          <w:rFonts w:ascii="Arial" w:eastAsia="Times New Roman" w:hAnsi="Arial" w:cs="Arial"/>
+          <w:color w:val="000000"/>
+          <w:kern w:val="0"/>
+          <w:sz w:val="22"/>
+          <w:szCs w:val="22"/>
+          <w:lang w:val="en-IN" w:eastAsia="en-IN"/>
+          <w14:ligatures w14:val="none"/>
+        </w:rPr>
+        <w:t>General Rules and Regulations for teachers</w:t>
+      </w:r>
+    </w:p>
+    <w:p>
+      <w:pPr>
+        <w:numPr>
+          <w:ilvl w:val="0"/>
+          <w:numId w:val="14"/>
+        </w:numPr>
+        <w:spacing w:after="0" w:line="240" w:lineRule="auto"/>
+        <w:ind w:left="2160"/>
+        <w:textAlignment w:val="baseline"/>
+        <w:rPr>
+          <w:rFonts w:ascii="Arial" w:eastAsia="Times New Roman" w:hAnsi="Arial" w:cs="Arial"/>
+          <w:color w:val="000000"/>
+          <w:kern w:val="0"/>
+          <w:sz w:val="22"/>
+          <w:szCs w:val="22"/>
+          <w:lang w:val="en-IN" w:eastAsia="en-IN"/>
+          <w14:ligatures w14:val="none"/>
+        </w:rPr>
+      </w:pPr>
+      <w:r>
+        <w:rPr>
+          <w:rFonts w:ascii="Arial" w:eastAsia="Times New Roman" w:hAnsi="Arial" w:cs="Arial"/>
+          <w:color w:val="000000"/>
+          <w:kern w:val="0"/>
+          <w:sz w:val="22"/>
+          <w:szCs w:val="22"/>
+          <w:lang w:val="en-IN" w:eastAsia="en-IN"/>
+          <w14:ligatures w14:val="none"/>
+        </w:rPr>
+        <w:t>Rules and Regulations about Digital Tools in the French Education System.</w:t>
+      </w:r>
+    </w:p>
+    <w:p>
+      <w:pPr>
+        <w:numPr>
+          <w:ilvl w:val="0"/>
+          <w:numId w:val="14"/>
+        </w:numPr>
+        <w:spacing w:after="0" w:line="240" w:lineRule="auto"/>
+        <w:ind w:left="2160"/>
+        <w:textAlignment w:val="baseline"/>
+        <w:rPr>
+          <w:rFonts w:ascii="Arial" w:eastAsia="Times New Roman" w:hAnsi="Arial" w:cs="Arial"/>
+          <w:color w:val="000000"/>
+          <w:kern w:val="0"/>
+          <w:sz w:val="22"/>
+          <w:szCs w:val="22"/>
+          <w:lang w:val="en-IN" w:eastAsia="en-IN"/>
+          <w14:ligatures w14:val="none"/>
+        </w:rPr>
+      </w:pPr>
+      <w:r>
+        <w:rPr>
+          <w:rFonts w:ascii="Arial" w:eastAsia="Times New Roman" w:hAnsi="Arial" w:cs="Arial"/>
+          <w:color w:val="000000"/>
+          <w:kern w:val="0"/>
+          <w:sz w:val="22"/>
+          <w:szCs w:val="22"/>
+          <w:lang w:val="en-IN" w:eastAsia="en-IN"/>
+          <w14:ligatures w14:val="none"/>
+        </w:rPr>
+        <w:t>Specific rules and regulations for use of AI.</w:t>
+      </w:r>
+    </w:p>
+    <w:p>
+      <w:pPr>
+        <w:spacing w:after="0" w:line="240" w:lineRule="auto"/>
+        <w:rPr>
+          <w:rFonts w:ascii="Times New Roman" w:eastAsia="Times New Roman" w:hAnsi="Times New Roman" w:cs="Times New Roman"/>
+          <w:kern w:val="0"/>
+          <w:lang w:val="en-IN" w:eastAsia="en-IN"/>
+          <w14:ligatures w14:val="none"/>
+        </w:rPr>
+      </w:pPr>
+      <w:r>
+        <w:rPr>
+          <w:rFonts w:ascii="Times New Roman" w:eastAsia="Times New Roman" w:hAnsi="Times New Roman" w:cs="Times New Roman"/>
+          <w:kern w:val="0"/>
+          <w:lang w:val="en-IN" w:eastAsia="en-IN"/>
+          <w14:ligatures w14:val="none"/>
+        </w:rPr>
+        <w:br/>
+      </w:r>
+    </w:p>
+    <w:p>
+      <w:pPr>
+        <w:numPr>
+          <w:ilvl w:val="0"/>
+          <w:numId w:val="15"/>
+        </w:numPr>
+        <w:spacing w:after="0" w:line="240" w:lineRule="auto"/>
+        <w:textAlignment w:val="baseline"/>
+        <w:rPr>
+          <w:rFonts w:ascii="Arial" w:eastAsia="Times New Roman" w:hAnsi="Arial" w:cs="Arial"/>
+          <w:color w:val="000000"/>
+          <w:kern w:val="0"/>
+          <w:sz w:val="22"/>
+          <w:szCs w:val="22"/>
+          <w:lang w:val="en-IN" w:eastAsia="en-IN"/>
+          <w14:ligatures w14:val="none"/>
+        </w:rPr>
+      </w:pPr>
+      <w:r>
+        <w:rPr>
+          <w:rFonts w:ascii="Arial" w:eastAsia="Times New Roman" w:hAnsi="Arial" w:cs="Arial"/>
+          <w:color w:val="000000"/>
+          <w:kern w:val="0"/>
+          <w:sz w:val="22"/>
+          <w:szCs w:val="22"/>
+          <w:lang w:val="en-IN" w:eastAsia="en-IN"/>
+          <w14:ligatures w14:val="none"/>
+        </w:rPr>
+        <w:t>(5 page) State-of-the-art AI for TICE / Etat-de-</w:t>
+      </w:r>
+      <w:proofErr w:type="spellStart"/>
+      <w:r>
+        <w:rPr>
+          <w:rFonts w:ascii="Arial" w:eastAsia="Times New Roman" w:hAnsi="Arial" w:cs="Arial"/>
+          <w:color w:val="000000"/>
+          <w:kern w:val="0"/>
+          <w:sz w:val="22"/>
+          <w:szCs w:val="22"/>
+          <w:lang w:val="en-IN" w:eastAsia="en-IN"/>
+          <w14:ligatures w14:val="none"/>
+        </w:rPr>
+        <w:t>l’art</w:t>
+      </w:r>
+      <w:proofErr w:type="spellEnd"/>
+      <w:r>
+        <w:rPr>
+          <w:rFonts w:ascii="Arial" w:eastAsia="Times New Roman" w:hAnsi="Arial" w:cs="Arial"/>
+          <w:color w:val="000000"/>
+          <w:kern w:val="0"/>
+          <w:sz w:val="22"/>
+          <w:szCs w:val="22"/>
+          <w:lang w:val="en-IN" w:eastAsia="en-IN"/>
+          <w14:ligatures w14:val="none"/>
+        </w:rPr>
+        <w:t xml:space="preserve"> </w:t>
+      </w:r>
+      <w:proofErr w:type="spellStart"/>
+      <w:r>
+        <w:rPr>
+          <w:rFonts w:ascii="Arial" w:eastAsia="Times New Roman" w:hAnsi="Arial" w:cs="Arial"/>
+          <w:color w:val="000000"/>
+          <w:kern w:val="0"/>
+          <w:sz w:val="22"/>
+          <w:szCs w:val="22"/>
+          <w:lang w:val="en-IN" w:eastAsia="en-IN"/>
+          <w14:ligatures w14:val="none"/>
+        </w:rPr>
+        <w:t>outils</w:t>
+      </w:r>
+      <w:proofErr w:type="spellEnd"/>
+      <w:r>
+        <w:rPr>
+          <w:rFonts w:ascii="Arial" w:eastAsia="Times New Roman" w:hAnsi="Arial" w:cs="Arial"/>
+          <w:color w:val="000000"/>
+          <w:kern w:val="0"/>
+          <w:sz w:val="22"/>
+          <w:szCs w:val="22"/>
+          <w:lang w:val="en-IN" w:eastAsia="en-IN"/>
+          <w14:ligatures w14:val="none"/>
+        </w:rPr>
+        <w:t xml:space="preserve"> TICE avec IA generative</w:t>
+      </w:r>
+    </w:p>
+    <w:p>
+      <w:pPr>
+        <w:numPr>
+          <w:ilvl w:val="1"/>
+          <w:numId w:val="16"/>
+        </w:numPr>
+        <w:spacing w:after="0" w:line="240" w:lineRule="auto"/>
+        <w:textAlignment w:val="baseline"/>
+        <w:rPr>
+          <w:rFonts w:ascii="Arial" w:eastAsia="Times New Roman" w:hAnsi="Arial" w:cs="Arial"/>
+          <w:color w:val="000000"/>
+          <w:kern w:val="0"/>
+          <w:sz w:val="22"/>
+          <w:szCs w:val="22"/>
+          <w:lang w:val="en-IN" w:eastAsia="en-IN"/>
+          <w14:ligatures w14:val="none"/>
+        </w:rPr>
+      </w:pPr>
+      <w:r>
+        <w:rPr>
+          <w:rFonts w:ascii="Arial" w:eastAsia="Times New Roman" w:hAnsi="Arial" w:cs="Arial"/>
+          <w:color w:val="000000"/>
+          <w:kern w:val="0"/>
+          <w:sz w:val="22"/>
+          <w:szCs w:val="22"/>
+          <w:lang w:val="en-IN" w:eastAsia="en-IN"/>
+          <w14:ligatures w14:val="none"/>
+        </w:rPr>
+        <w:t>Areas of TICE where AI is used (papers / articles / testimonials)</w:t>
+      </w:r>
+    </w:p>
+    <w:p>
+      <w:pPr>
+        <w:numPr>
+          <w:ilvl w:val="1"/>
+          <w:numId w:val="17"/>
+        </w:numPr>
+        <w:spacing w:after="0" w:line="240" w:lineRule="auto"/>
+        <w:textAlignment w:val="baseline"/>
+        <w:rPr>
+          <w:rFonts w:ascii="Arial" w:eastAsia="Times New Roman" w:hAnsi="Arial" w:cs="Arial"/>
+          <w:color w:val="000000"/>
+          <w:kern w:val="0"/>
+          <w:sz w:val="22"/>
+          <w:szCs w:val="22"/>
+          <w:lang w:val="en-IN" w:eastAsia="en-IN"/>
+          <w14:ligatures w14:val="none"/>
+        </w:rPr>
+      </w:pPr>
+      <w:r>
+        <w:rPr>
+          <w:rFonts w:ascii="Arial" w:eastAsia="Times New Roman" w:hAnsi="Arial" w:cs="Arial"/>
+          <w:color w:val="000000"/>
+          <w:kern w:val="0"/>
+          <w:sz w:val="22"/>
+          <w:szCs w:val="22"/>
+          <w:lang w:val="en-IN" w:eastAsia="en-IN"/>
+          <w14:ligatures w14:val="none"/>
+        </w:rPr>
+        <w:t>Latest tools with AI available for each area identified above (papers / articles / testimonials)</w:t>
+      </w:r>
+    </w:p>
+    <w:p>
+      <w:pPr>
+        <w:spacing w:after="0" w:line="240" w:lineRule="auto"/>
+        <w:rPr>
+          <w:rFonts w:ascii="Times New Roman" w:eastAsia="Times New Roman" w:hAnsi="Times New Roman" w:cs="Times New Roman"/>
+          <w:kern w:val="0"/>
+          <w:lang w:val="en-IN" w:eastAsia="en-IN"/>
+          <w14:ligatures w14:val="none"/>
+        </w:rPr>
+      </w:pPr>
+      <w:r>
+        <w:rPr>
+          <w:rFonts w:ascii="Times New Roman" w:eastAsia="Times New Roman" w:hAnsi="Times New Roman" w:cs="Times New Roman"/>
+          <w:kern w:val="0"/>
+          <w:lang w:val="en-IN" w:eastAsia="en-IN"/>
+          <w14:ligatures w14:val="none"/>
+        </w:rPr>
+        <w:br/>
+      </w:r>
+    </w:p>
+    <w:p>
+      <w:pPr>
+        <w:numPr>
+          <w:ilvl w:val="0"/>
+          <w:numId w:val="18"/>
+        </w:numPr>
+        <w:spacing w:after="0" w:line="240" w:lineRule="auto"/>
+        <w:textAlignment w:val="baseline"/>
+        <w:rPr>
+          <w:rFonts w:ascii="Arial" w:eastAsia="Times New Roman" w:hAnsi="Arial" w:cs="Arial"/>
+          <w:color w:val="000000"/>
+          <w:kern w:val="0"/>
+          <w:sz w:val="22"/>
+          <w:szCs w:val="22"/>
+          <w:lang w:val="en-IN" w:eastAsia="en-IN"/>
+          <w14:ligatures w14:val="none"/>
+        </w:rPr>
+      </w:pPr>
+      <w:r>
+        <w:rPr>
+          <w:rFonts w:ascii="Arial" w:eastAsia="Times New Roman" w:hAnsi="Arial" w:cs="Arial"/>
+          <w:color w:val="000000"/>
+          <w:kern w:val="0"/>
+          <w:sz w:val="22"/>
+          <w:szCs w:val="22"/>
+          <w:lang w:val="en-IN" w:eastAsia="en-IN"/>
+          <w14:ligatures w14:val="none"/>
+        </w:rPr>
+        <w:t>(2 page) Problem Statement</w:t>
+      </w:r>
+    </w:p>
+    <w:p>
+      <w:pPr>
+        <w:numPr>
+          <w:ilvl w:val="1"/>
+          <w:numId w:val="19"/>
+        </w:numPr>
+        <w:spacing w:after="0" w:line="240" w:lineRule="auto"/>
+        <w:textAlignment w:val="baseline"/>
+        <w:rPr>
+          <w:rFonts w:ascii="Arial" w:eastAsia="Times New Roman" w:hAnsi="Arial" w:cs="Arial"/>
+          <w:color w:val="000000"/>
+          <w:kern w:val="0"/>
+          <w:sz w:val="22"/>
+          <w:szCs w:val="22"/>
+          <w:lang w:val="en-IN" w:eastAsia="en-IN"/>
+          <w14:ligatures w14:val="none"/>
+        </w:rPr>
+      </w:pPr>
+      <w:r>
+        <w:rPr>
+          <w:rFonts w:ascii="Arial" w:eastAsia="Times New Roman" w:hAnsi="Arial" w:cs="Arial"/>
+          <w:color w:val="000000"/>
+          <w:kern w:val="0"/>
+          <w:sz w:val="22"/>
+          <w:szCs w:val="22"/>
+          <w:lang w:val="en-IN" w:eastAsia="en-IN"/>
+          <w14:ligatures w14:val="none"/>
+        </w:rPr>
+        <w:t xml:space="preserve">Introduce the problem statement, “Use of AI in teaching is necessary to be in-line and take advantage of the advancement of technology, to provide high quality of education to the new generation of students. However, identifying and choosing the best and easy-to-learn/easy-to-use tools are not trivial. Therefore, the goal of this thesis is to identify and provide a selection of AI tools that aid the teacher in preparing for English as a Foreign Language </w:t>
+      </w:r>
+      <w:proofErr w:type="gramStart"/>
+      <w:r>
+        <w:rPr>
+          <w:rFonts w:ascii="Arial" w:eastAsia="Times New Roman" w:hAnsi="Arial" w:cs="Arial"/>
+          <w:color w:val="000000"/>
+          <w:kern w:val="0"/>
+          <w:sz w:val="22"/>
+          <w:szCs w:val="22"/>
+          <w:lang w:val="en-IN" w:eastAsia="en-IN"/>
+          <w14:ligatures w14:val="none"/>
+        </w:rPr>
+        <w:t>lectures, and</w:t>
+      </w:r>
+      <w:proofErr w:type="gramEnd"/>
+      <w:r>
+        <w:rPr>
+          <w:rFonts w:ascii="Arial" w:eastAsia="Times New Roman" w:hAnsi="Arial" w:cs="Arial"/>
+          <w:color w:val="000000"/>
+          <w:kern w:val="0"/>
+          <w:sz w:val="22"/>
+          <w:szCs w:val="22"/>
+          <w:lang w:val="en-IN" w:eastAsia="en-IN"/>
+          <w14:ligatures w14:val="none"/>
+        </w:rPr>
+        <w:t xml:space="preserve"> are correctly qualified through experimental validation with teachers and students”.</w:t>
+      </w:r>
+    </w:p>
+    <w:p>
+      <w:pPr>
+        <w:spacing w:after="0" w:line="240" w:lineRule="auto"/>
+        <w:rPr>
+          <w:rFonts w:ascii="Times New Roman" w:eastAsia="Times New Roman" w:hAnsi="Times New Roman" w:cs="Times New Roman"/>
+          <w:kern w:val="0"/>
+          <w:lang w:val="en-IN" w:eastAsia="en-IN"/>
+          <w14:ligatures w14:val="none"/>
+        </w:rPr>
+      </w:pPr>
+      <w:r>
+        <w:rPr>
+          <w:rFonts w:ascii="Times New Roman" w:eastAsia="Times New Roman" w:hAnsi="Times New Roman" w:cs="Times New Roman"/>
+          <w:kern w:val="0"/>
+          <w:lang w:val="en-IN" w:eastAsia="en-IN"/>
+          <w14:ligatures w14:val="none"/>
+        </w:rPr>
+        <w:br/>
+      </w:r>
+    </w:p>
+    <w:p>
+      <w:pPr>
+        <w:numPr>
+          <w:ilvl w:val="0"/>
+          <w:numId w:val="20"/>
+        </w:numPr>
+        <w:spacing w:after="0" w:line="240" w:lineRule="auto"/>
+        <w:ind w:left="1440"/>
+        <w:textAlignment w:val="baseline"/>
+        <w:rPr>
+          <w:rFonts w:ascii="Arial" w:eastAsia="Times New Roman" w:hAnsi="Arial" w:cs="Arial"/>
+          <w:color w:val="000000"/>
+          <w:kern w:val="0"/>
+          <w:sz w:val="22"/>
+          <w:szCs w:val="22"/>
+          <w:lang w:val="en-IN" w:eastAsia="en-IN"/>
+          <w14:ligatures w14:val="none"/>
+        </w:rPr>
+      </w:pPr>
+      <w:r>
+        <w:rPr>
+          <w:rFonts w:ascii="Arial" w:eastAsia="Times New Roman" w:hAnsi="Arial" w:cs="Arial"/>
+          <w:color w:val="000000"/>
+          <w:kern w:val="0"/>
+          <w:sz w:val="22"/>
+          <w:szCs w:val="22"/>
+          <w:lang w:val="en-IN" w:eastAsia="en-IN"/>
+          <w14:ligatures w14:val="none"/>
+        </w:rPr>
+        <w:t>Reflexive Verbs / and or / Imperative = Topics for comparison for French and English Teachers.</w:t>
+      </w:r>
+    </w:p>
+    <w:p>
+      <w:pPr>
+        <w:spacing w:after="0" w:line="240" w:lineRule="auto"/>
+        <w:rPr>
+          <w:rFonts w:ascii="Times New Roman" w:eastAsia="Times New Roman" w:hAnsi="Times New Roman" w:cs="Times New Roman"/>
+          <w:kern w:val="0"/>
+          <w:lang w:val="en-IN" w:eastAsia="en-IN"/>
+          <w14:ligatures w14:val="none"/>
+        </w:rPr>
+      </w:pPr>
+      <w:r>
+        <w:rPr>
+          <w:rFonts w:ascii="Times New Roman" w:eastAsia="Times New Roman" w:hAnsi="Times New Roman" w:cs="Times New Roman"/>
+          <w:kern w:val="0"/>
+          <w:lang w:val="en-IN" w:eastAsia="en-IN"/>
+          <w14:ligatures w14:val="none"/>
+        </w:rPr>
+        <w:br/>
+      </w:r>
+    </w:p>
+    <w:p>
+      <w:pPr>
+        <w:numPr>
+          <w:ilvl w:val="0"/>
+          <w:numId w:val="21"/>
+        </w:numPr>
+        <w:spacing w:after="0" w:line="240" w:lineRule="auto"/>
+        <w:textAlignment w:val="baseline"/>
+        <w:rPr>
+          <w:rFonts w:ascii="Arial" w:eastAsia="Times New Roman" w:hAnsi="Arial" w:cs="Arial"/>
+          <w:color w:val="000000"/>
+          <w:kern w:val="0"/>
+          <w:sz w:val="22"/>
+          <w:szCs w:val="22"/>
+          <w:lang w:val="en-IN" w:eastAsia="en-IN"/>
+          <w14:ligatures w14:val="none"/>
+        </w:rPr>
+      </w:pPr>
+      <w:r>
+        <w:rPr>
+          <w:rFonts w:ascii="Arial" w:eastAsia="Times New Roman" w:hAnsi="Arial" w:cs="Arial"/>
+          <w:color w:val="000000"/>
+          <w:kern w:val="0"/>
+          <w:sz w:val="22"/>
+          <w:szCs w:val="22"/>
+          <w:lang w:val="en-IN" w:eastAsia="en-IN"/>
+          <w14:ligatures w14:val="none"/>
+        </w:rPr>
+        <w:t>() Experiment</w:t>
+      </w:r>
+    </w:p>
+    <w:p>
+      <w:pPr>
+        <w:numPr>
+          <w:ilvl w:val="0"/>
+          <w:numId w:val="22"/>
+        </w:numPr>
+        <w:spacing w:after="0" w:line="240" w:lineRule="auto"/>
+        <w:ind w:left="1440"/>
+        <w:textAlignment w:val="baseline"/>
+        <w:rPr>
+          <w:rFonts w:ascii="Arial" w:eastAsia="Times New Roman" w:hAnsi="Arial" w:cs="Arial"/>
+          <w:color w:val="000000"/>
+          <w:kern w:val="0"/>
+          <w:sz w:val="22"/>
+          <w:szCs w:val="22"/>
+          <w:lang w:val="en-IN" w:eastAsia="en-IN"/>
+          <w14:ligatures w14:val="none"/>
+        </w:rPr>
+      </w:pPr>
+      <w:r>
+        <w:rPr>
+          <w:rFonts w:ascii="Arial" w:eastAsia="Times New Roman" w:hAnsi="Arial" w:cs="Arial"/>
+          <w:color w:val="000000"/>
+          <w:kern w:val="0"/>
+          <w:sz w:val="22"/>
+          <w:szCs w:val="22"/>
+          <w:lang w:val="en-IN" w:eastAsia="en-IN"/>
+          <w14:ligatures w14:val="none"/>
+        </w:rPr>
+        <w:t>Passive Voice</w:t>
+      </w:r>
+    </w:p>
+    <w:p>
+      <w:pPr>
+        <w:numPr>
+          <w:ilvl w:val="0"/>
+          <w:numId w:val="22"/>
+        </w:numPr>
+        <w:spacing w:after="0" w:line="240" w:lineRule="auto"/>
+        <w:ind w:left="1440"/>
+        <w:textAlignment w:val="baseline"/>
+        <w:rPr>
+          <w:rFonts w:ascii="Arial" w:eastAsia="Times New Roman" w:hAnsi="Arial" w:cs="Arial"/>
+          <w:color w:val="000000"/>
+          <w:kern w:val="0"/>
+          <w:sz w:val="22"/>
+          <w:szCs w:val="22"/>
+          <w:lang w:val="en-IN" w:eastAsia="en-IN"/>
+          <w14:ligatures w14:val="none"/>
+        </w:rPr>
+      </w:pPr>
+      <w:r>
+        <w:rPr>
+          <w:rFonts w:ascii="Arial" w:eastAsia="Times New Roman" w:hAnsi="Arial" w:cs="Arial"/>
+          <w:color w:val="000000"/>
+          <w:kern w:val="0"/>
+          <w:sz w:val="22"/>
+          <w:szCs w:val="22"/>
+          <w:lang w:val="en-IN" w:eastAsia="en-IN"/>
+          <w14:ligatures w14:val="none"/>
+        </w:rPr>
+        <w:t xml:space="preserve">Experiment Conductor (EC) and Participating Teacher (PT). “The EC instructs the PT to use an A4 paper from the provided stack to generate the lesson </w:t>
+      </w:r>
+      <w:r>
+        <w:rPr>
+          <w:rFonts w:ascii="Arial" w:eastAsia="Times New Roman" w:hAnsi="Arial" w:cs="Arial"/>
+          <w:color w:val="000000"/>
+          <w:kern w:val="0"/>
+          <w:sz w:val="22"/>
+          <w:szCs w:val="22"/>
+          <w:lang w:val="en-IN" w:eastAsia="en-IN"/>
+          <w14:ligatures w14:val="none"/>
+        </w:rPr>
+        <w:lastRenderedPageBreak/>
+        <w:t>plan output, that shall be considered as the final output of the PT for the particular phase of the experiment."</w:t>
+      </w:r>
+    </w:p>
+    <w:p>
+      <w:pPr>
+        <w:numPr>
+          <w:ilvl w:val="0"/>
+          <w:numId w:val="23"/>
+        </w:numPr>
+        <w:spacing w:after="0" w:line="240" w:lineRule="auto"/>
+        <w:textAlignment w:val="baseline"/>
+        <w:rPr>
+          <w:rFonts w:ascii="Arial" w:eastAsia="Times New Roman" w:hAnsi="Arial" w:cs="Arial"/>
+          <w:color w:val="000000"/>
+          <w:kern w:val="0"/>
+          <w:sz w:val="22"/>
+          <w:szCs w:val="22"/>
+          <w:lang w:val="en-IN" w:eastAsia="en-IN"/>
+          <w14:ligatures w14:val="none"/>
+        </w:rPr>
+      </w:pPr>
+      <w:r>
+        <w:rPr>
+          <w:rFonts w:ascii="Arial" w:eastAsia="Times New Roman" w:hAnsi="Arial" w:cs="Arial"/>
+          <w:color w:val="000000"/>
+          <w:kern w:val="0"/>
+          <w:sz w:val="22"/>
+          <w:szCs w:val="22"/>
+          <w:lang w:val="en-IN" w:eastAsia="en-IN"/>
+          <w14:ligatures w14:val="none"/>
+        </w:rPr>
+        <w:t>Inferences</w:t>
+      </w:r>
+    </w:p>
+    <w:p>
+      <w:pPr>
+        <w:numPr>
+          <w:ilvl w:val="0"/>
+          <w:numId w:val="24"/>
+        </w:numPr>
+        <w:spacing w:after="0" w:line="240" w:lineRule="auto"/>
+        <w:textAlignment w:val="baseline"/>
+        <w:rPr>
+          <w:rFonts w:ascii="Arial" w:eastAsia="Times New Roman" w:hAnsi="Arial" w:cs="Arial"/>
+          <w:color w:val="000000"/>
+          <w:kern w:val="0"/>
+          <w:sz w:val="22"/>
+          <w:szCs w:val="22"/>
+          <w:lang w:val="en-IN" w:eastAsia="en-IN"/>
+          <w14:ligatures w14:val="none"/>
+        </w:rPr>
+      </w:pPr>
+      <w:r>
+        <w:rPr>
+          <w:rFonts w:ascii="Arial" w:eastAsia="Times New Roman" w:hAnsi="Arial" w:cs="Arial"/>
+          <w:color w:val="000000"/>
+          <w:kern w:val="0"/>
+          <w:sz w:val="22"/>
+          <w:szCs w:val="22"/>
+          <w:lang w:val="en-IN" w:eastAsia="en-IN"/>
+          <w14:ligatures w14:val="none"/>
+        </w:rPr>
+        <w:t>Conclusion</w:t>
+      </w:r>
+    </w:p>
     <w:p/>
     <w:sectPr>
       <w:pgSz w:w="11906" w:h="16838"/>
@@ -149,6 +1219,2066 @@
 </w:document>
 </file>
 
+<file path=word/numbering.xml><?xml version="1.0" encoding="utf-8"?>
+<w:numbering xmlns:wpc="http://schemas.microsoft.com/office/word/2010/wordprocessingCanvas" xmlns:cx="http://schemas.microsoft.com/office/drawing/2014/chartex" xmlns:cx1="http://schemas.microsoft.com/office/drawing/2015/9/8/chartex" xmlns:cx2="http://schemas.microsoft.com/office/drawing/2015/10/21/chartex" xmlns:cx3="http://schemas.microsoft.com/office/drawing/2016/5/9/chartex" xmlns:cx4="http://schemas.microsoft.com/office/drawing/2016/5/10/chartex" xmlns:cx5="http://schemas.microsoft.com/office/drawing/2016/5/11/chartex" xmlns:cx6="http://schemas.microsoft.com/office/drawing/2016/5/12/chartex" xmlns:cx7="http://schemas.microsoft.com/office/drawing/2016/5/13/chartex" xmlns:cx8="http://schemas.microsoft.com/office/drawing/2016/5/14/chartex" xmlns:mc="http://schemas.openxmlformats.org/markup-compatibility/2006" xmlns:aink="http://schemas.microsoft.com/office/drawing/2016/ink" xmlns:am3d="http://schemas.microsoft.com/office/drawing/2017/model3d" xmlns:o="urn:schemas-microsoft-com:office:office" xmlns:oel="http://schemas.microsoft.com/office/2019/extlst" xmlns:r="http://schemas.openxmlformats.org/officeDocument/2006/relationships" xmlns:m="http://schemas.openxmlformats.org/officeDocument/2006/math" xmlns:v="urn:schemas-microsoft-com:vml" xmlns:wp14="http://schemas.microsoft.com/office/word/2010/wordprocessingDrawing" xmlns:wp="http://schemas.openxmlformats.org/drawingml/2006/wordprocessingDrawing" xmlns:w10="urn:schemas-microsoft-com:office:word" xmlns:w="http://schemas.openxmlformats.org/wordprocessingml/2006/main" xmlns:w14="http://schemas.microsoft.com/office/word/2010/wordml" xmlns:w15="http://schemas.microsoft.com/office/word/2012/wordml" xmlns:w16cex="http://schemas.microsoft.com/office/word/2018/wordml/cex" xmlns:w16cid="http://schemas.microsoft.com/office/word/2016/wordml/cid" xmlns:w16="http://schemas.microsoft.com/office/word/2018/wordml" xmlns:w16du="http://schemas.microsoft.com/office/word/2023/wordml/word16du" xmlns:w16sdtdh="http://schemas.microsoft.com/office/word/2020/wordml/sdtdatahash" xmlns:w16sdtfl="http://schemas.microsoft.com/office/word/2024/wordml/sdtformatlock" xmlns:w16se="http://schemas.microsoft.com/office/word/2015/wordml/symex" xmlns:wpg="http://schemas.microsoft.com/office/word/2010/wordprocessingGroup" xmlns:wpi="http://schemas.microsoft.com/office/word/2010/wordprocessingInk" xmlns:wne="http://schemas.microsoft.com/office/word/2006/wordml" xmlns:wps="http://schemas.microsoft.com/office/word/2010/wordprocessingShape" mc:Ignorable="w14 w15 w16se w16cid w16 w16cex w16sdtdh w16sdtfl w16du wp14">
+  <w:abstractNum w:abstractNumId="0" w15:restartNumberingAfterBreak="0">
+    <w:nsid w:val="036E5194"/>
+    <w:multiLevelType w:val="multilevel"/>
+    <w:tmpl w:val="B808B0C4"/>
+    <w:lvl w:ilvl="0">
+      <w:start w:val="2"/>
+      <w:numFmt w:val="decimal"/>
+      <w:lvlText w:val="%1."/>
+      <w:lvlJc w:val="left"/>
+      <w:pPr>
+        <w:tabs>
+          <w:tab w:val="num" w:pos="720"/>
+        </w:tabs>
+        <w:ind w:left="720" w:hanging="360"/>
+      </w:pPr>
+    </w:lvl>
+    <w:lvl w:ilvl="1">
+      <w:start w:val="1"/>
+      <w:numFmt w:val="decimal"/>
+      <w:lvlText w:val="%2."/>
+      <w:lvlJc w:val="left"/>
+      <w:pPr>
+        <w:tabs>
+          <w:tab w:val="num" w:pos="1440"/>
+        </w:tabs>
+        <w:ind w:left="1440" w:hanging="360"/>
+      </w:pPr>
+    </w:lvl>
+    <w:lvl w:ilvl="2" w:tentative="1">
+      <w:start w:val="1"/>
+      <w:numFmt w:val="decimal"/>
+      <w:lvlText w:val="%3."/>
+      <w:lvlJc w:val="left"/>
+      <w:pPr>
+        <w:tabs>
+          <w:tab w:val="num" w:pos="2160"/>
+        </w:tabs>
+        <w:ind w:left="2160" w:hanging="360"/>
+      </w:pPr>
+    </w:lvl>
+    <w:lvl w:ilvl="3" w:tentative="1">
+      <w:start w:val="1"/>
+      <w:numFmt w:val="decimal"/>
+      <w:lvlText w:val="%4."/>
+      <w:lvlJc w:val="left"/>
+      <w:pPr>
+        <w:tabs>
+          <w:tab w:val="num" w:pos="2880"/>
+        </w:tabs>
+        <w:ind w:left="2880" w:hanging="360"/>
+      </w:pPr>
+    </w:lvl>
+    <w:lvl w:ilvl="4" w:tentative="1">
+      <w:start w:val="1"/>
+      <w:numFmt w:val="decimal"/>
+      <w:lvlText w:val="%5."/>
+      <w:lvlJc w:val="left"/>
+      <w:pPr>
+        <w:tabs>
+          <w:tab w:val="num" w:pos="3600"/>
+        </w:tabs>
+        <w:ind w:left="3600" w:hanging="360"/>
+      </w:pPr>
+    </w:lvl>
+    <w:lvl w:ilvl="5" w:tentative="1">
+      <w:start w:val="1"/>
+      <w:numFmt w:val="decimal"/>
+      <w:lvlText w:val="%6."/>
+      <w:lvlJc w:val="left"/>
+      <w:pPr>
+        <w:tabs>
+          <w:tab w:val="num" w:pos="4320"/>
+        </w:tabs>
+        <w:ind w:left="4320" w:hanging="360"/>
+      </w:pPr>
+    </w:lvl>
+    <w:lvl w:ilvl="6" w:tentative="1">
+      <w:start w:val="1"/>
+      <w:numFmt w:val="decimal"/>
+      <w:lvlText w:val="%7."/>
+      <w:lvlJc w:val="left"/>
+      <w:pPr>
+        <w:tabs>
+          <w:tab w:val="num" w:pos="5040"/>
+        </w:tabs>
+        <w:ind w:left="5040" w:hanging="360"/>
+      </w:pPr>
+    </w:lvl>
+    <w:lvl w:ilvl="7" w:tentative="1">
+      <w:start w:val="1"/>
+      <w:numFmt w:val="decimal"/>
+      <w:lvlText w:val="%8."/>
+      <w:lvlJc w:val="left"/>
+      <w:pPr>
+        <w:tabs>
+          <w:tab w:val="num" w:pos="5760"/>
+        </w:tabs>
+        <w:ind w:left="5760" w:hanging="360"/>
+      </w:pPr>
+    </w:lvl>
+    <w:lvl w:ilvl="8" w:tentative="1">
+      <w:start w:val="1"/>
+      <w:numFmt w:val="decimal"/>
+      <w:lvlText w:val="%9."/>
+      <w:lvlJc w:val="left"/>
+      <w:pPr>
+        <w:tabs>
+          <w:tab w:val="num" w:pos="6480"/>
+        </w:tabs>
+        <w:ind w:left="6480" w:hanging="360"/>
+      </w:pPr>
+    </w:lvl>
+  </w:abstractNum>
+  <w:abstractNum w:abstractNumId="1" w15:restartNumberingAfterBreak="0">
+    <w:nsid w:val="05792382"/>
+    <w:multiLevelType w:val="multilevel"/>
+    <w:tmpl w:val="FC6C4096"/>
+    <w:lvl w:ilvl="0">
+      <w:start w:val="1"/>
+      <w:numFmt w:val="decimal"/>
+      <w:lvlText w:val="%1."/>
+      <w:lvlJc w:val="left"/>
+      <w:pPr>
+        <w:tabs>
+          <w:tab w:val="num" w:pos="720"/>
+        </w:tabs>
+        <w:ind w:left="720" w:hanging="360"/>
+      </w:pPr>
+    </w:lvl>
+    <w:lvl w:ilvl="1" w:tentative="1">
+      <w:start w:val="1"/>
+      <w:numFmt w:val="decimal"/>
+      <w:lvlText w:val="%2."/>
+      <w:lvlJc w:val="left"/>
+      <w:pPr>
+        <w:tabs>
+          <w:tab w:val="num" w:pos="1440"/>
+        </w:tabs>
+        <w:ind w:left="1440" w:hanging="360"/>
+      </w:pPr>
+    </w:lvl>
+    <w:lvl w:ilvl="2" w:tentative="1">
+      <w:start w:val="1"/>
+      <w:numFmt w:val="decimal"/>
+      <w:lvlText w:val="%3."/>
+      <w:lvlJc w:val="left"/>
+      <w:pPr>
+        <w:tabs>
+          <w:tab w:val="num" w:pos="2160"/>
+        </w:tabs>
+        <w:ind w:left="2160" w:hanging="360"/>
+      </w:pPr>
+    </w:lvl>
+    <w:lvl w:ilvl="3" w:tentative="1">
+      <w:start w:val="1"/>
+      <w:numFmt w:val="decimal"/>
+      <w:lvlText w:val="%4."/>
+      <w:lvlJc w:val="left"/>
+      <w:pPr>
+        <w:tabs>
+          <w:tab w:val="num" w:pos="2880"/>
+        </w:tabs>
+        <w:ind w:left="2880" w:hanging="360"/>
+      </w:pPr>
+    </w:lvl>
+    <w:lvl w:ilvl="4" w:tentative="1">
+      <w:start w:val="1"/>
+      <w:numFmt w:val="decimal"/>
+      <w:lvlText w:val="%5."/>
+      <w:lvlJc w:val="left"/>
+      <w:pPr>
+        <w:tabs>
+          <w:tab w:val="num" w:pos="3600"/>
+        </w:tabs>
+        <w:ind w:left="3600" w:hanging="360"/>
+      </w:pPr>
+    </w:lvl>
+    <w:lvl w:ilvl="5" w:tentative="1">
+      <w:start w:val="1"/>
+      <w:numFmt w:val="decimal"/>
+      <w:lvlText w:val="%6."/>
+      <w:lvlJc w:val="left"/>
+      <w:pPr>
+        <w:tabs>
+          <w:tab w:val="num" w:pos="4320"/>
+        </w:tabs>
+        <w:ind w:left="4320" w:hanging="360"/>
+      </w:pPr>
+    </w:lvl>
+    <w:lvl w:ilvl="6" w:tentative="1">
+      <w:start w:val="1"/>
+      <w:numFmt w:val="decimal"/>
+      <w:lvlText w:val="%7."/>
+      <w:lvlJc w:val="left"/>
+      <w:pPr>
+        <w:tabs>
+          <w:tab w:val="num" w:pos="5040"/>
+        </w:tabs>
+        <w:ind w:left="5040" w:hanging="360"/>
+      </w:pPr>
+    </w:lvl>
+    <w:lvl w:ilvl="7" w:tentative="1">
+      <w:start w:val="1"/>
+      <w:numFmt w:val="decimal"/>
+      <w:lvlText w:val="%8."/>
+      <w:lvlJc w:val="left"/>
+      <w:pPr>
+        <w:tabs>
+          <w:tab w:val="num" w:pos="5760"/>
+        </w:tabs>
+        <w:ind w:left="5760" w:hanging="360"/>
+      </w:pPr>
+    </w:lvl>
+    <w:lvl w:ilvl="8" w:tentative="1">
+      <w:start w:val="1"/>
+      <w:numFmt w:val="decimal"/>
+      <w:lvlText w:val="%9."/>
+      <w:lvlJc w:val="left"/>
+      <w:pPr>
+        <w:tabs>
+          <w:tab w:val="num" w:pos="6480"/>
+        </w:tabs>
+        <w:ind w:left="6480" w:hanging="360"/>
+      </w:pPr>
+    </w:lvl>
+  </w:abstractNum>
+  <w:abstractNum w:abstractNumId="2" w15:restartNumberingAfterBreak="0">
+    <w:nsid w:val="0CB411E5"/>
+    <w:multiLevelType w:val="multilevel"/>
+    <w:tmpl w:val="40B48BCE"/>
+    <w:lvl w:ilvl="0">
+      <w:start w:val="1"/>
+      <w:numFmt w:val="bullet"/>
+      <w:lvlText w:val=""/>
+      <w:lvlJc w:val="left"/>
+      <w:pPr>
+        <w:tabs>
+          <w:tab w:val="num" w:pos="720"/>
+        </w:tabs>
+        <w:ind w:left="720" w:hanging="360"/>
+      </w:pPr>
+      <w:rPr>
+        <w:rFonts w:ascii="Symbol" w:hAnsi="Symbol" w:hint="default"/>
+        <w:sz w:val="20"/>
+      </w:rPr>
+    </w:lvl>
+    <w:lvl w:ilvl="1" w:tentative="1">
+      <w:start w:val="1"/>
+      <w:numFmt w:val="bullet"/>
+      <w:lvlText w:val="o"/>
+      <w:lvlJc w:val="left"/>
+      <w:pPr>
+        <w:tabs>
+          <w:tab w:val="num" w:pos="1440"/>
+        </w:tabs>
+        <w:ind w:left="1440" w:hanging="360"/>
+      </w:pPr>
+      <w:rPr>
+        <w:rFonts w:ascii="Courier New" w:hAnsi="Courier New" w:hint="default"/>
+        <w:sz w:val="20"/>
+      </w:rPr>
+    </w:lvl>
+    <w:lvl w:ilvl="2" w:tentative="1">
+      <w:start w:val="1"/>
+      <w:numFmt w:val="bullet"/>
+      <w:lvlText w:val=""/>
+      <w:lvlJc w:val="left"/>
+      <w:pPr>
+        <w:tabs>
+          <w:tab w:val="num" w:pos="2160"/>
+        </w:tabs>
+        <w:ind w:left="2160" w:hanging="360"/>
+      </w:pPr>
+      <w:rPr>
+        <w:rFonts w:ascii="Wingdings" w:hAnsi="Wingdings" w:hint="default"/>
+        <w:sz w:val="20"/>
+      </w:rPr>
+    </w:lvl>
+    <w:lvl w:ilvl="3" w:tentative="1">
+      <w:start w:val="1"/>
+      <w:numFmt w:val="bullet"/>
+      <w:lvlText w:val=""/>
+      <w:lvlJc w:val="left"/>
+      <w:pPr>
+        <w:tabs>
+          <w:tab w:val="num" w:pos="2880"/>
+        </w:tabs>
+        <w:ind w:left="2880" w:hanging="360"/>
+      </w:pPr>
+      <w:rPr>
+        <w:rFonts w:ascii="Wingdings" w:hAnsi="Wingdings" w:hint="default"/>
+        <w:sz w:val="20"/>
+      </w:rPr>
+    </w:lvl>
+    <w:lvl w:ilvl="4" w:tentative="1">
+      <w:start w:val="1"/>
+      <w:numFmt w:val="bullet"/>
+      <w:lvlText w:val=""/>
+      <w:lvlJc w:val="left"/>
+      <w:pPr>
+        <w:tabs>
+          <w:tab w:val="num" w:pos="3600"/>
+        </w:tabs>
+        <w:ind w:left="3600" w:hanging="360"/>
+      </w:pPr>
+      <w:rPr>
+        <w:rFonts w:ascii="Wingdings" w:hAnsi="Wingdings" w:hint="default"/>
+        <w:sz w:val="20"/>
+      </w:rPr>
+    </w:lvl>
+    <w:lvl w:ilvl="5" w:tentative="1">
+      <w:start w:val="1"/>
+      <w:numFmt w:val="bullet"/>
+      <w:lvlText w:val=""/>
+      <w:lvlJc w:val="left"/>
+      <w:pPr>
+        <w:tabs>
+          <w:tab w:val="num" w:pos="4320"/>
+        </w:tabs>
+        <w:ind w:left="4320" w:hanging="360"/>
+      </w:pPr>
+      <w:rPr>
+        <w:rFonts w:ascii="Wingdings" w:hAnsi="Wingdings" w:hint="default"/>
+        <w:sz w:val="20"/>
+      </w:rPr>
+    </w:lvl>
+    <w:lvl w:ilvl="6" w:tentative="1">
+      <w:start w:val="1"/>
+      <w:numFmt w:val="bullet"/>
+      <w:lvlText w:val=""/>
+      <w:lvlJc w:val="left"/>
+      <w:pPr>
+        <w:tabs>
+          <w:tab w:val="num" w:pos="5040"/>
+        </w:tabs>
+        <w:ind w:left="5040" w:hanging="360"/>
+      </w:pPr>
+      <w:rPr>
+        <w:rFonts w:ascii="Wingdings" w:hAnsi="Wingdings" w:hint="default"/>
+        <w:sz w:val="20"/>
+      </w:rPr>
+    </w:lvl>
+    <w:lvl w:ilvl="7" w:tentative="1">
+      <w:start w:val="1"/>
+      <w:numFmt w:val="bullet"/>
+      <w:lvlText w:val=""/>
+      <w:lvlJc w:val="left"/>
+      <w:pPr>
+        <w:tabs>
+          <w:tab w:val="num" w:pos="5760"/>
+        </w:tabs>
+        <w:ind w:left="5760" w:hanging="360"/>
+      </w:pPr>
+      <w:rPr>
+        <w:rFonts w:ascii="Wingdings" w:hAnsi="Wingdings" w:hint="default"/>
+        <w:sz w:val="20"/>
+      </w:rPr>
+    </w:lvl>
+    <w:lvl w:ilvl="8" w:tentative="1">
+      <w:start w:val="1"/>
+      <w:numFmt w:val="bullet"/>
+      <w:lvlText w:val=""/>
+      <w:lvlJc w:val="left"/>
+      <w:pPr>
+        <w:tabs>
+          <w:tab w:val="num" w:pos="6480"/>
+        </w:tabs>
+        <w:ind w:left="6480" w:hanging="360"/>
+      </w:pPr>
+      <w:rPr>
+        <w:rFonts w:ascii="Wingdings" w:hAnsi="Wingdings" w:hint="default"/>
+        <w:sz w:val="20"/>
+      </w:rPr>
+    </w:lvl>
+  </w:abstractNum>
+  <w:abstractNum w:abstractNumId="3" w15:restartNumberingAfterBreak="0">
+    <w:nsid w:val="183C5F67"/>
+    <w:multiLevelType w:val="hybridMultilevel"/>
+    <w:tmpl w:val="79005650"/>
+    <w:lvl w:ilvl="0" w:tplc="40090001">
+      <w:start w:val="1"/>
+      <w:numFmt w:val="bullet"/>
+      <w:lvlText w:val=""/>
+      <w:lvlJc w:val="left"/>
+      <w:pPr>
+        <w:ind w:left="720" w:hanging="360"/>
+      </w:pPr>
+      <w:rPr>
+        <w:rFonts w:ascii="Symbol" w:hAnsi="Symbol" w:hint="default"/>
+      </w:rPr>
+    </w:lvl>
+    <w:lvl w:ilvl="1" w:tplc="40090003" w:tentative="1">
+      <w:start w:val="1"/>
+      <w:numFmt w:val="bullet"/>
+      <w:lvlText w:val="o"/>
+      <w:lvlJc w:val="left"/>
+      <w:pPr>
+        <w:ind w:left="1440" w:hanging="360"/>
+      </w:pPr>
+      <w:rPr>
+        <w:rFonts w:ascii="Courier New" w:hAnsi="Courier New" w:cs="Courier New" w:hint="default"/>
+      </w:rPr>
+    </w:lvl>
+    <w:lvl w:ilvl="2" w:tplc="40090005" w:tentative="1">
+      <w:start w:val="1"/>
+      <w:numFmt w:val="bullet"/>
+      <w:lvlText w:val=""/>
+      <w:lvlJc w:val="left"/>
+      <w:pPr>
+        <w:ind w:left="2160" w:hanging="360"/>
+      </w:pPr>
+      <w:rPr>
+        <w:rFonts w:ascii="Wingdings" w:hAnsi="Wingdings" w:hint="default"/>
+      </w:rPr>
+    </w:lvl>
+    <w:lvl w:ilvl="3" w:tplc="40090001" w:tentative="1">
+      <w:start w:val="1"/>
+      <w:numFmt w:val="bullet"/>
+      <w:lvlText w:val=""/>
+      <w:lvlJc w:val="left"/>
+      <w:pPr>
+        <w:ind w:left="2880" w:hanging="360"/>
+      </w:pPr>
+      <w:rPr>
+        <w:rFonts w:ascii="Symbol" w:hAnsi="Symbol" w:hint="default"/>
+      </w:rPr>
+    </w:lvl>
+    <w:lvl w:ilvl="4" w:tplc="40090003" w:tentative="1">
+      <w:start w:val="1"/>
+      <w:numFmt w:val="bullet"/>
+      <w:lvlText w:val="o"/>
+      <w:lvlJc w:val="left"/>
+      <w:pPr>
+        <w:ind w:left="3600" w:hanging="360"/>
+      </w:pPr>
+      <w:rPr>
+        <w:rFonts w:ascii="Courier New" w:hAnsi="Courier New" w:cs="Courier New" w:hint="default"/>
+      </w:rPr>
+    </w:lvl>
+    <w:lvl w:ilvl="5" w:tplc="40090005" w:tentative="1">
+      <w:start w:val="1"/>
+      <w:numFmt w:val="bullet"/>
+      <w:lvlText w:val=""/>
+      <w:lvlJc w:val="left"/>
+      <w:pPr>
+        <w:ind w:left="4320" w:hanging="360"/>
+      </w:pPr>
+      <w:rPr>
+        <w:rFonts w:ascii="Wingdings" w:hAnsi="Wingdings" w:hint="default"/>
+      </w:rPr>
+    </w:lvl>
+    <w:lvl w:ilvl="6" w:tplc="40090001" w:tentative="1">
+      <w:start w:val="1"/>
+      <w:numFmt w:val="bullet"/>
+      <w:lvlText w:val=""/>
+      <w:lvlJc w:val="left"/>
+      <w:pPr>
+        <w:ind w:left="5040" w:hanging="360"/>
+      </w:pPr>
+      <w:rPr>
+        <w:rFonts w:ascii="Symbol" w:hAnsi="Symbol" w:hint="default"/>
+      </w:rPr>
+    </w:lvl>
+    <w:lvl w:ilvl="7" w:tplc="40090003" w:tentative="1">
+      <w:start w:val="1"/>
+      <w:numFmt w:val="bullet"/>
+      <w:lvlText w:val="o"/>
+      <w:lvlJc w:val="left"/>
+      <w:pPr>
+        <w:ind w:left="5760" w:hanging="360"/>
+      </w:pPr>
+      <w:rPr>
+        <w:rFonts w:ascii="Courier New" w:hAnsi="Courier New" w:cs="Courier New" w:hint="default"/>
+      </w:rPr>
+    </w:lvl>
+    <w:lvl w:ilvl="8" w:tplc="40090005" w:tentative="1">
+      <w:start w:val="1"/>
+      <w:numFmt w:val="bullet"/>
+      <w:lvlText w:val=""/>
+      <w:lvlJc w:val="left"/>
+      <w:pPr>
+        <w:ind w:left="6480" w:hanging="360"/>
+      </w:pPr>
+      <w:rPr>
+        <w:rFonts w:ascii="Wingdings" w:hAnsi="Wingdings" w:hint="default"/>
+      </w:rPr>
+    </w:lvl>
+  </w:abstractNum>
+  <w:abstractNum w:abstractNumId="4" w15:restartNumberingAfterBreak="0">
+    <w:nsid w:val="1E65527A"/>
+    <w:multiLevelType w:val="multilevel"/>
+    <w:tmpl w:val="AACCCDA4"/>
+    <w:lvl w:ilvl="0">
+      <w:start w:val="3"/>
+      <w:numFmt w:val="decimal"/>
+      <w:lvlText w:val="%1."/>
+      <w:lvlJc w:val="left"/>
+      <w:pPr>
+        <w:tabs>
+          <w:tab w:val="num" w:pos="720"/>
+        </w:tabs>
+        <w:ind w:left="720" w:hanging="360"/>
+      </w:pPr>
+    </w:lvl>
+    <w:lvl w:ilvl="1">
+      <w:start w:val="1"/>
+      <w:numFmt w:val="decimal"/>
+      <w:lvlText w:val="%2."/>
+      <w:lvlJc w:val="left"/>
+      <w:pPr>
+        <w:tabs>
+          <w:tab w:val="num" w:pos="1440"/>
+        </w:tabs>
+        <w:ind w:left="1440" w:hanging="360"/>
+      </w:pPr>
+    </w:lvl>
+    <w:lvl w:ilvl="2" w:tentative="1">
+      <w:start w:val="1"/>
+      <w:numFmt w:val="decimal"/>
+      <w:lvlText w:val="%3."/>
+      <w:lvlJc w:val="left"/>
+      <w:pPr>
+        <w:tabs>
+          <w:tab w:val="num" w:pos="2160"/>
+        </w:tabs>
+        <w:ind w:left="2160" w:hanging="360"/>
+      </w:pPr>
+    </w:lvl>
+    <w:lvl w:ilvl="3" w:tentative="1">
+      <w:start w:val="1"/>
+      <w:numFmt w:val="decimal"/>
+      <w:lvlText w:val="%4."/>
+      <w:lvlJc w:val="left"/>
+      <w:pPr>
+        <w:tabs>
+          <w:tab w:val="num" w:pos="2880"/>
+        </w:tabs>
+        <w:ind w:left="2880" w:hanging="360"/>
+      </w:pPr>
+    </w:lvl>
+    <w:lvl w:ilvl="4" w:tentative="1">
+      <w:start w:val="1"/>
+      <w:numFmt w:val="decimal"/>
+      <w:lvlText w:val="%5."/>
+      <w:lvlJc w:val="left"/>
+      <w:pPr>
+        <w:tabs>
+          <w:tab w:val="num" w:pos="3600"/>
+        </w:tabs>
+        <w:ind w:left="3600" w:hanging="360"/>
+      </w:pPr>
+    </w:lvl>
+    <w:lvl w:ilvl="5" w:tentative="1">
+      <w:start w:val="1"/>
+      <w:numFmt w:val="decimal"/>
+      <w:lvlText w:val="%6."/>
+      <w:lvlJc w:val="left"/>
+      <w:pPr>
+        <w:tabs>
+          <w:tab w:val="num" w:pos="4320"/>
+        </w:tabs>
+        <w:ind w:left="4320" w:hanging="360"/>
+      </w:pPr>
+    </w:lvl>
+    <w:lvl w:ilvl="6" w:tentative="1">
+      <w:start w:val="1"/>
+      <w:numFmt w:val="decimal"/>
+      <w:lvlText w:val="%7."/>
+      <w:lvlJc w:val="left"/>
+      <w:pPr>
+        <w:tabs>
+          <w:tab w:val="num" w:pos="5040"/>
+        </w:tabs>
+        <w:ind w:left="5040" w:hanging="360"/>
+      </w:pPr>
+    </w:lvl>
+    <w:lvl w:ilvl="7" w:tentative="1">
+      <w:start w:val="1"/>
+      <w:numFmt w:val="decimal"/>
+      <w:lvlText w:val="%8."/>
+      <w:lvlJc w:val="left"/>
+      <w:pPr>
+        <w:tabs>
+          <w:tab w:val="num" w:pos="5760"/>
+        </w:tabs>
+        <w:ind w:left="5760" w:hanging="360"/>
+      </w:pPr>
+    </w:lvl>
+    <w:lvl w:ilvl="8" w:tentative="1">
+      <w:start w:val="1"/>
+      <w:numFmt w:val="decimal"/>
+      <w:lvlText w:val="%9."/>
+      <w:lvlJc w:val="left"/>
+      <w:pPr>
+        <w:tabs>
+          <w:tab w:val="num" w:pos="6480"/>
+        </w:tabs>
+        <w:ind w:left="6480" w:hanging="360"/>
+      </w:pPr>
+    </w:lvl>
+  </w:abstractNum>
+  <w:abstractNum w:abstractNumId="5" w15:restartNumberingAfterBreak="0">
+    <w:nsid w:val="20B44B82"/>
+    <w:multiLevelType w:val="multilevel"/>
+    <w:tmpl w:val="E570AF32"/>
+    <w:lvl w:ilvl="0">
+      <w:start w:val="1"/>
+      <w:numFmt w:val="bullet"/>
+      <w:lvlText w:val=""/>
+      <w:lvlJc w:val="left"/>
+      <w:pPr>
+        <w:tabs>
+          <w:tab w:val="num" w:pos="720"/>
+        </w:tabs>
+        <w:ind w:left="720" w:hanging="360"/>
+      </w:pPr>
+      <w:rPr>
+        <w:rFonts w:ascii="Symbol" w:hAnsi="Symbol" w:hint="default"/>
+        <w:sz w:val="20"/>
+      </w:rPr>
+    </w:lvl>
+    <w:lvl w:ilvl="1" w:tentative="1">
+      <w:start w:val="1"/>
+      <w:numFmt w:val="bullet"/>
+      <w:lvlText w:val="o"/>
+      <w:lvlJc w:val="left"/>
+      <w:pPr>
+        <w:tabs>
+          <w:tab w:val="num" w:pos="1440"/>
+        </w:tabs>
+        <w:ind w:left="1440" w:hanging="360"/>
+      </w:pPr>
+      <w:rPr>
+        <w:rFonts w:ascii="Courier New" w:hAnsi="Courier New" w:hint="default"/>
+        <w:sz w:val="20"/>
+      </w:rPr>
+    </w:lvl>
+    <w:lvl w:ilvl="2" w:tentative="1">
+      <w:start w:val="1"/>
+      <w:numFmt w:val="bullet"/>
+      <w:lvlText w:val=""/>
+      <w:lvlJc w:val="left"/>
+      <w:pPr>
+        <w:tabs>
+          <w:tab w:val="num" w:pos="2160"/>
+        </w:tabs>
+        <w:ind w:left="2160" w:hanging="360"/>
+      </w:pPr>
+      <w:rPr>
+        <w:rFonts w:ascii="Wingdings" w:hAnsi="Wingdings" w:hint="default"/>
+        <w:sz w:val="20"/>
+      </w:rPr>
+    </w:lvl>
+    <w:lvl w:ilvl="3" w:tentative="1">
+      <w:start w:val="1"/>
+      <w:numFmt w:val="bullet"/>
+      <w:lvlText w:val=""/>
+      <w:lvlJc w:val="left"/>
+      <w:pPr>
+        <w:tabs>
+          <w:tab w:val="num" w:pos="2880"/>
+        </w:tabs>
+        <w:ind w:left="2880" w:hanging="360"/>
+      </w:pPr>
+      <w:rPr>
+        <w:rFonts w:ascii="Wingdings" w:hAnsi="Wingdings" w:hint="default"/>
+        <w:sz w:val="20"/>
+      </w:rPr>
+    </w:lvl>
+    <w:lvl w:ilvl="4" w:tentative="1">
+      <w:start w:val="1"/>
+      <w:numFmt w:val="bullet"/>
+      <w:lvlText w:val=""/>
+      <w:lvlJc w:val="left"/>
+      <w:pPr>
+        <w:tabs>
+          <w:tab w:val="num" w:pos="3600"/>
+        </w:tabs>
+        <w:ind w:left="3600" w:hanging="360"/>
+      </w:pPr>
+      <w:rPr>
+        <w:rFonts w:ascii="Wingdings" w:hAnsi="Wingdings" w:hint="default"/>
+        <w:sz w:val="20"/>
+      </w:rPr>
+    </w:lvl>
+    <w:lvl w:ilvl="5" w:tentative="1">
+      <w:start w:val="1"/>
+      <w:numFmt w:val="bullet"/>
+      <w:lvlText w:val=""/>
+      <w:lvlJc w:val="left"/>
+      <w:pPr>
+        <w:tabs>
+          <w:tab w:val="num" w:pos="4320"/>
+        </w:tabs>
+        <w:ind w:left="4320" w:hanging="360"/>
+      </w:pPr>
+      <w:rPr>
+        <w:rFonts w:ascii="Wingdings" w:hAnsi="Wingdings" w:hint="default"/>
+        <w:sz w:val="20"/>
+      </w:rPr>
+    </w:lvl>
+    <w:lvl w:ilvl="6" w:tentative="1">
+      <w:start w:val="1"/>
+      <w:numFmt w:val="bullet"/>
+      <w:lvlText w:val=""/>
+      <w:lvlJc w:val="left"/>
+      <w:pPr>
+        <w:tabs>
+          <w:tab w:val="num" w:pos="5040"/>
+        </w:tabs>
+        <w:ind w:left="5040" w:hanging="360"/>
+      </w:pPr>
+      <w:rPr>
+        <w:rFonts w:ascii="Wingdings" w:hAnsi="Wingdings" w:hint="default"/>
+        <w:sz w:val="20"/>
+      </w:rPr>
+    </w:lvl>
+    <w:lvl w:ilvl="7" w:tentative="1">
+      <w:start w:val="1"/>
+      <w:numFmt w:val="bullet"/>
+      <w:lvlText w:val=""/>
+      <w:lvlJc w:val="left"/>
+      <w:pPr>
+        <w:tabs>
+          <w:tab w:val="num" w:pos="5760"/>
+        </w:tabs>
+        <w:ind w:left="5760" w:hanging="360"/>
+      </w:pPr>
+      <w:rPr>
+        <w:rFonts w:ascii="Wingdings" w:hAnsi="Wingdings" w:hint="default"/>
+        <w:sz w:val="20"/>
+      </w:rPr>
+    </w:lvl>
+    <w:lvl w:ilvl="8" w:tentative="1">
+      <w:start w:val="1"/>
+      <w:numFmt w:val="bullet"/>
+      <w:lvlText w:val=""/>
+      <w:lvlJc w:val="left"/>
+      <w:pPr>
+        <w:tabs>
+          <w:tab w:val="num" w:pos="6480"/>
+        </w:tabs>
+        <w:ind w:left="6480" w:hanging="360"/>
+      </w:pPr>
+      <w:rPr>
+        <w:rFonts w:ascii="Wingdings" w:hAnsi="Wingdings" w:hint="default"/>
+        <w:sz w:val="20"/>
+      </w:rPr>
+    </w:lvl>
+  </w:abstractNum>
+  <w:abstractNum w:abstractNumId="6" w15:restartNumberingAfterBreak="0">
+    <w:nsid w:val="4B815EDE"/>
+    <w:multiLevelType w:val="hybridMultilevel"/>
+    <w:tmpl w:val="75A80CB8"/>
+    <w:lvl w:ilvl="0" w:tplc="3354A96C">
+      <w:start w:val="3"/>
+      <w:numFmt w:val="lowerLetter"/>
+      <w:lvlText w:val="%1."/>
+      <w:lvlJc w:val="left"/>
+      <w:pPr>
+        <w:tabs>
+          <w:tab w:val="num" w:pos="720"/>
+        </w:tabs>
+        <w:ind w:left="720" w:hanging="360"/>
+      </w:pPr>
+    </w:lvl>
+    <w:lvl w:ilvl="1" w:tplc="4704B39A" w:tentative="1">
+      <w:start w:val="1"/>
+      <w:numFmt w:val="decimal"/>
+      <w:lvlText w:val="%2."/>
+      <w:lvlJc w:val="left"/>
+      <w:pPr>
+        <w:tabs>
+          <w:tab w:val="num" w:pos="1440"/>
+        </w:tabs>
+        <w:ind w:left="1440" w:hanging="360"/>
+      </w:pPr>
+    </w:lvl>
+    <w:lvl w:ilvl="2" w:tplc="A8820476" w:tentative="1">
+      <w:start w:val="1"/>
+      <w:numFmt w:val="decimal"/>
+      <w:lvlText w:val="%3."/>
+      <w:lvlJc w:val="left"/>
+      <w:pPr>
+        <w:tabs>
+          <w:tab w:val="num" w:pos="2160"/>
+        </w:tabs>
+        <w:ind w:left="2160" w:hanging="360"/>
+      </w:pPr>
+    </w:lvl>
+    <w:lvl w:ilvl="3" w:tplc="780CCBB0" w:tentative="1">
+      <w:start w:val="1"/>
+      <w:numFmt w:val="decimal"/>
+      <w:lvlText w:val="%4."/>
+      <w:lvlJc w:val="left"/>
+      <w:pPr>
+        <w:tabs>
+          <w:tab w:val="num" w:pos="2880"/>
+        </w:tabs>
+        <w:ind w:left="2880" w:hanging="360"/>
+      </w:pPr>
+    </w:lvl>
+    <w:lvl w:ilvl="4" w:tplc="B4A00200" w:tentative="1">
+      <w:start w:val="1"/>
+      <w:numFmt w:val="decimal"/>
+      <w:lvlText w:val="%5."/>
+      <w:lvlJc w:val="left"/>
+      <w:pPr>
+        <w:tabs>
+          <w:tab w:val="num" w:pos="3600"/>
+        </w:tabs>
+        <w:ind w:left="3600" w:hanging="360"/>
+      </w:pPr>
+    </w:lvl>
+    <w:lvl w:ilvl="5" w:tplc="2702E108" w:tentative="1">
+      <w:start w:val="1"/>
+      <w:numFmt w:val="decimal"/>
+      <w:lvlText w:val="%6."/>
+      <w:lvlJc w:val="left"/>
+      <w:pPr>
+        <w:tabs>
+          <w:tab w:val="num" w:pos="4320"/>
+        </w:tabs>
+        <w:ind w:left="4320" w:hanging="360"/>
+      </w:pPr>
+    </w:lvl>
+    <w:lvl w:ilvl="6" w:tplc="75DCE3D0" w:tentative="1">
+      <w:start w:val="1"/>
+      <w:numFmt w:val="decimal"/>
+      <w:lvlText w:val="%7."/>
+      <w:lvlJc w:val="left"/>
+      <w:pPr>
+        <w:tabs>
+          <w:tab w:val="num" w:pos="5040"/>
+        </w:tabs>
+        <w:ind w:left="5040" w:hanging="360"/>
+      </w:pPr>
+    </w:lvl>
+    <w:lvl w:ilvl="7" w:tplc="22AED4FA" w:tentative="1">
+      <w:start w:val="1"/>
+      <w:numFmt w:val="decimal"/>
+      <w:lvlText w:val="%8."/>
+      <w:lvlJc w:val="left"/>
+      <w:pPr>
+        <w:tabs>
+          <w:tab w:val="num" w:pos="5760"/>
+        </w:tabs>
+        <w:ind w:left="5760" w:hanging="360"/>
+      </w:pPr>
+    </w:lvl>
+    <w:lvl w:ilvl="8" w:tplc="13F60C52" w:tentative="1">
+      <w:start w:val="1"/>
+      <w:numFmt w:val="decimal"/>
+      <w:lvlText w:val="%9."/>
+      <w:lvlJc w:val="left"/>
+      <w:pPr>
+        <w:tabs>
+          <w:tab w:val="num" w:pos="6480"/>
+        </w:tabs>
+        <w:ind w:left="6480" w:hanging="360"/>
+      </w:pPr>
+    </w:lvl>
+  </w:abstractNum>
+  <w:abstractNum w:abstractNumId="7" w15:restartNumberingAfterBreak="0">
+    <w:nsid w:val="4E3A5293"/>
+    <w:multiLevelType w:val="multilevel"/>
+    <w:tmpl w:val="278C76A6"/>
+    <w:lvl w:ilvl="0">
+      <w:start w:val="5"/>
+      <w:numFmt w:val="decimal"/>
+      <w:lvlText w:val="%1."/>
+      <w:lvlJc w:val="left"/>
+      <w:pPr>
+        <w:tabs>
+          <w:tab w:val="num" w:pos="720"/>
+        </w:tabs>
+        <w:ind w:left="720" w:hanging="360"/>
+      </w:pPr>
+    </w:lvl>
+    <w:lvl w:ilvl="1" w:tentative="1">
+      <w:start w:val="1"/>
+      <w:numFmt w:val="decimal"/>
+      <w:lvlText w:val="%2."/>
+      <w:lvlJc w:val="left"/>
+      <w:pPr>
+        <w:tabs>
+          <w:tab w:val="num" w:pos="1440"/>
+        </w:tabs>
+        <w:ind w:left="1440" w:hanging="360"/>
+      </w:pPr>
+    </w:lvl>
+    <w:lvl w:ilvl="2" w:tentative="1">
+      <w:start w:val="1"/>
+      <w:numFmt w:val="decimal"/>
+      <w:lvlText w:val="%3."/>
+      <w:lvlJc w:val="left"/>
+      <w:pPr>
+        <w:tabs>
+          <w:tab w:val="num" w:pos="2160"/>
+        </w:tabs>
+        <w:ind w:left="2160" w:hanging="360"/>
+      </w:pPr>
+    </w:lvl>
+    <w:lvl w:ilvl="3" w:tentative="1">
+      <w:start w:val="1"/>
+      <w:numFmt w:val="decimal"/>
+      <w:lvlText w:val="%4."/>
+      <w:lvlJc w:val="left"/>
+      <w:pPr>
+        <w:tabs>
+          <w:tab w:val="num" w:pos="2880"/>
+        </w:tabs>
+        <w:ind w:left="2880" w:hanging="360"/>
+      </w:pPr>
+    </w:lvl>
+    <w:lvl w:ilvl="4" w:tentative="1">
+      <w:start w:val="1"/>
+      <w:numFmt w:val="decimal"/>
+      <w:lvlText w:val="%5."/>
+      <w:lvlJc w:val="left"/>
+      <w:pPr>
+        <w:tabs>
+          <w:tab w:val="num" w:pos="3600"/>
+        </w:tabs>
+        <w:ind w:left="3600" w:hanging="360"/>
+      </w:pPr>
+    </w:lvl>
+    <w:lvl w:ilvl="5" w:tentative="1">
+      <w:start w:val="1"/>
+      <w:numFmt w:val="decimal"/>
+      <w:lvlText w:val="%6."/>
+      <w:lvlJc w:val="left"/>
+      <w:pPr>
+        <w:tabs>
+          <w:tab w:val="num" w:pos="4320"/>
+        </w:tabs>
+        <w:ind w:left="4320" w:hanging="360"/>
+      </w:pPr>
+    </w:lvl>
+    <w:lvl w:ilvl="6" w:tentative="1">
+      <w:start w:val="1"/>
+      <w:numFmt w:val="decimal"/>
+      <w:lvlText w:val="%7."/>
+      <w:lvlJc w:val="left"/>
+      <w:pPr>
+        <w:tabs>
+          <w:tab w:val="num" w:pos="5040"/>
+        </w:tabs>
+        <w:ind w:left="5040" w:hanging="360"/>
+      </w:pPr>
+    </w:lvl>
+    <w:lvl w:ilvl="7" w:tentative="1">
+      <w:start w:val="1"/>
+      <w:numFmt w:val="decimal"/>
+      <w:lvlText w:val="%8."/>
+      <w:lvlJc w:val="left"/>
+      <w:pPr>
+        <w:tabs>
+          <w:tab w:val="num" w:pos="5760"/>
+        </w:tabs>
+        <w:ind w:left="5760" w:hanging="360"/>
+      </w:pPr>
+    </w:lvl>
+    <w:lvl w:ilvl="8" w:tentative="1">
+      <w:start w:val="1"/>
+      <w:numFmt w:val="decimal"/>
+      <w:lvlText w:val="%9."/>
+      <w:lvlJc w:val="left"/>
+      <w:pPr>
+        <w:tabs>
+          <w:tab w:val="num" w:pos="6480"/>
+        </w:tabs>
+        <w:ind w:left="6480" w:hanging="360"/>
+      </w:pPr>
+    </w:lvl>
+  </w:abstractNum>
+  <w:abstractNum w:abstractNumId="8" w15:restartNumberingAfterBreak="0">
+    <w:nsid w:val="4E735640"/>
+    <w:multiLevelType w:val="multilevel"/>
+    <w:tmpl w:val="38CC5D8A"/>
+    <w:lvl w:ilvl="0">
+      <w:start w:val="1"/>
+      <w:numFmt w:val="bullet"/>
+      <w:lvlText w:val=""/>
+      <w:lvlJc w:val="left"/>
+      <w:pPr>
+        <w:tabs>
+          <w:tab w:val="num" w:pos="720"/>
+        </w:tabs>
+        <w:ind w:left="720" w:hanging="360"/>
+      </w:pPr>
+      <w:rPr>
+        <w:rFonts w:ascii="Symbol" w:hAnsi="Symbol" w:hint="default"/>
+        <w:sz w:val="20"/>
+      </w:rPr>
+    </w:lvl>
+    <w:lvl w:ilvl="1" w:tentative="1">
+      <w:start w:val="1"/>
+      <w:numFmt w:val="bullet"/>
+      <w:lvlText w:val="o"/>
+      <w:lvlJc w:val="left"/>
+      <w:pPr>
+        <w:tabs>
+          <w:tab w:val="num" w:pos="1440"/>
+        </w:tabs>
+        <w:ind w:left="1440" w:hanging="360"/>
+      </w:pPr>
+      <w:rPr>
+        <w:rFonts w:ascii="Courier New" w:hAnsi="Courier New" w:hint="default"/>
+        <w:sz w:val="20"/>
+      </w:rPr>
+    </w:lvl>
+    <w:lvl w:ilvl="2" w:tentative="1">
+      <w:start w:val="1"/>
+      <w:numFmt w:val="bullet"/>
+      <w:lvlText w:val=""/>
+      <w:lvlJc w:val="left"/>
+      <w:pPr>
+        <w:tabs>
+          <w:tab w:val="num" w:pos="2160"/>
+        </w:tabs>
+        <w:ind w:left="2160" w:hanging="360"/>
+      </w:pPr>
+      <w:rPr>
+        <w:rFonts w:ascii="Wingdings" w:hAnsi="Wingdings" w:hint="default"/>
+        <w:sz w:val="20"/>
+      </w:rPr>
+    </w:lvl>
+    <w:lvl w:ilvl="3" w:tentative="1">
+      <w:start w:val="1"/>
+      <w:numFmt w:val="bullet"/>
+      <w:lvlText w:val=""/>
+      <w:lvlJc w:val="left"/>
+      <w:pPr>
+        <w:tabs>
+          <w:tab w:val="num" w:pos="2880"/>
+        </w:tabs>
+        <w:ind w:left="2880" w:hanging="360"/>
+      </w:pPr>
+      <w:rPr>
+        <w:rFonts w:ascii="Wingdings" w:hAnsi="Wingdings" w:hint="default"/>
+        <w:sz w:val="20"/>
+      </w:rPr>
+    </w:lvl>
+    <w:lvl w:ilvl="4" w:tentative="1">
+      <w:start w:val="1"/>
+      <w:numFmt w:val="bullet"/>
+      <w:lvlText w:val=""/>
+      <w:lvlJc w:val="left"/>
+      <w:pPr>
+        <w:tabs>
+          <w:tab w:val="num" w:pos="3600"/>
+        </w:tabs>
+        <w:ind w:left="3600" w:hanging="360"/>
+      </w:pPr>
+      <w:rPr>
+        <w:rFonts w:ascii="Wingdings" w:hAnsi="Wingdings" w:hint="default"/>
+        <w:sz w:val="20"/>
+      </w:rPr>
+    </w:lvl>
+    <w:lvl w:ilvl="5" w:tentative="1">
+      <w:start w:val="1"/>
+      <w:numFmt w:val="bullet"/>
+      <w:lvlText w:val=""/>
+      <w:lvlJc w:val="left"/>
+      <w:pPr>
+        <w:tabs>
+          <w:tab w:val="num" w:pos="4320"/>
+        </w:tabs>
+        <w:ind w:left="4320" w:hanging="360"/>
+      </w:pPr>
+      <w:rPr>
+        <w:rFonts w:ascii="Wingdings" w:hAnsi="Wingdings" w:hint="default"/>
+        <w:sz w:val="20"/>
+      </w:rPr>
+    </w:lvl>
+    <w:lvl w:ilvl="6" w:tentative="1">
+      <w:start w:val="1"/>
+      <w:numFmt w:val="bullet"/>
+      <w:lvlText w:val=""/>
+      <w:lvlJc w:val="left"/>
+      <w:pPr>
+        <w:tabs>
+          <w:tab w:val="num" w:pos="5040"/>
+        </w:tabs>
+        <w:ind w:left="5040" w:hanging="360"/>
+      </w:pPr>
+      <w:rPr>
+        <w:rFonts w:ascii="Wingdings" w:hAnsi="Wingdings" w:hint="default"/>
+        <w:sz w:val="20"/>
+      </w:rPr>
+    </w:lvl>
+    <w:lvl w:ilvl="7" w:tentative="1">
+      <w:start w:val="1"/>
+      <w:numFmt w:val="bullet"/>
+      <w:lvlText w:val=""/>
+      <w:lvlJc w:val="left"/>
+      <w:pPr>
+        <w:tabs>
+          <w:tab w:val="num" w:pos="5760"/>
+        </w:tabs>
+        <w:ind w:left="5760" w:hanging="360"/>
+      </w:pPr>
+      <w:rPr>
+        <w:rFonts w:ascii="Wingdings" w:hAnsi="Wingdings" w:hint="default"/>
+        <w:sz w:val="20"/>
+      </w:rPr>
+    </w:lvl>
+    <w:lvl w:ilvl="8" w:tentative="1">
+      <w:start w:val="1"/>
+      <w:numFmt w:val="bullet"/>
+      <w:lvlText w:val=""/>
+      <w:lvlJc w:val="left"/>
+      <w:pPr>
+        <w:tabs>
+          <w:tab w:val="num" w:pos="6480"/>
+        </w:tabs>
+        <w:ind w:left="6480" w:hanging="360"/>
+      </w:pPr>
+      <w:rPr>
+        <w:rFonts w:ascii="Wingdings" w:hAnsi="Wingdings" w:hint="default"/>
+        <w:sz w:val="20"/>
+      </w:rPr>
+    </w:lvl>
+  </w:abstractNum>
+  <w:abstractNum w:abstractNumId="9" w15:restartNumberingAfterBreak="0">
+    <w:nsid w:val="53537182"/>
+    <w:multiLevelType w:val="multilevel"/>
+    <w:tmpl w:val="B40839F0"/>
+    <w:lvl w:ilvl="0">
+      <w:start w:val="4"/>
+      <w:numFmt w:val="decimal"/>
+      <w:lvlText w:val="%1."/>
+      <w:lvlJc w:val="left"/>
+      <w:pPr>
+        <w:tabs>
+          <w:tab w:val="num" w:pos="720"/>
+        </w:tabs>
+        <w:ind w:left="720" w:hanging="360"/>
+      </w:pPr>
+    </w:lvl>
+    <w:lvl w:ilvl="1" w:tentative="1">
+      <w:start w:val="1"/>
+      <w:numFmt w:val="decimal"/>
+      <w:lvlText w:val="%2."/>
+      <w:lvlJc w:val="left"/>
+      <w:pPr>
+        <w:tabs>
+          <w:tab w:val="num" w:pos="1440"/>
+        </w:tabs>
+        <w:ind w:left="1440" w:hanging="360"/>
+      </w:pPr>
+    </w:lvl>
+    <w:lvl w:ilvl="2" w:tentative="1">
+      <w:start w:val="1"/>
+      <w:numFmt w:val="decimal"/>
+      <w:lvlText w:val="%3."/>
+      <w:lvlJc w:val="left"/>
+      <w:pPr>
+        <w:tabs>
+          <w:tab w:val="num" w:pos="2160"/>
+        </w:tabs>
+        <w:ind w:left="2160" w:hanging="360"/>
+      </w:pPr>
+    </w:lvl>
+    <w:lvl w:ilvl="3" w:tentative="1">
+      <w:start w:val="1"/>
+      <w:numFmt w:val="decimal"/>
+      <w:lvlText w:val="%4."/>
+      <w:lvlJc w:val="left"/>
+      <w:pPr>
+        <w:tabs>
+          <w:tab w:val="num" w:pos="2880"/>
+        </w:tabs>
+        <w:ind w:left="2880" w:hanging="360"/>
+      </w:pPr>
+    </w:lvl>
+    <w:lvl w:ilvl="4" w:tentative="1">
+      <w:start w:val="1"/>
+      <w:numFmt w:val="decimal"/>
+      <w:lvlText w:val="%5."/>
+      <w:lvlJc w:val="left"/>
+      <w:pPr>
+        <w:tabs>
+          <w:tab w:val="num" w:pos="3600"/>
+        </w:tabs>
+        <w:ind w:left="3600" w:hanging="360"/>
+      </w:pPr>
+    </w:lvl>
+    <w:lvl w:ilvl="5" w:tentative="1">
+      <w:start w:val="1"/>
+      <w:numFmt w:val="decimal"/>
+      <w:lvlText w:val="%6."/>
+      <w:lvlJc w:val="left"/>
+      <w:pPr>
+        <w:tabs>
+          <w:tab w:val="num" w:pos="4320"/>
+        </w:tabs>
+        <w:ind w:left="4320" w:hanging="360"/>
+      </w:pPr>
+    </w:lvl>
+    <w:lvl w:ilvl="6" w:tentative="1">
+      <w:start w:val="1"/>
+      <w:numFmt w:val="decimal"/>
+      <w:lvlText w:val="%7."/>
+      <w:lvlJc w:val="left"/>
+      <w:pPr>
+        <w:tabs>
+          <w:tab w:val="num" w:pos="5040"/>
+        </w:tabs>
+        <w:ind w:left="5040" w:hanging="360"/>
+      </w:pPr>
+    </w:lvl>
+    <w:lvl w:ilvl="7" w:tentative="1">
+      <w:start w:val="1"/>
+      <w:numFmt w:val="decimal"/>
+      <w:lvlText w:val="%8."/>
+      <w:lvlJc w:val="left"/>
+      <w:pPr>
+        <w:tabs>
+          <w:tab w:val="num" w:pos="5760"/>
+        </w:tabs>
+        <w:ind w:left="5760" w:hanging="360"/>
+      </w:pPr>
+    </w:lvl>
+    <w:lvl w:ilvl="8" w:tentative="1">
+      <w:start w:val="1"/>
+      <w:numFmt w:val="decimal"/>
+      <w:lvlText w:val="%9."/>
+      <w:lvlJc w:val="left"/>
+      <w:pPr>
+        <w:tabs>
+          <w:tab w:val="num" w:pos="6480"/>
+        </w:tabs>
+        <w:ind w:left="6480" w:hanging="360"/>
+      </w:pPr>
+    </w:lvl>
+  </w:abstractNum>
+  <w:abstractNum w:abstractNumId="10" w15:restartNumberingAfterBreak="0">
+    <w:nsid w:val="56234462"/>
+    <w:multiLevelType w:val="hybridMultilevel"/>
+    <w:tmpl w:val="33080454"/>
+    <w:lvl w:ilvl="0" w:tplc="6F7C441A">
+      <w:start w:val="2"/>
+      <w:numFmt w:val="lowerLetter"/>
+      <w:lvlText w:val="%1."/>
+      <w:lvlJc w:val="left"/>
+      <w:pPr>
+        <w:tabs>
+          <w:tab w:val="num" w:pos="720"/>
+        </w:tabs>
+        <w:ind w:left="720" w:hanging="360"/>
+      </w:pPr>
+    </w:lvl>
+    <w:lvl w:ilvl="1" w:tplc="ED52F0EE" w:tentative="1">
+      <w:start w:val="1"/>
+      <w:numFmt w:val="decimal"/>
+      <w:lvlText w:val="%2."/>
+      <w:lvlJc w:val="left"/>
+      <w:pPr>
+        <w:tabs>
+          <w:tab w:val="num" w:pos="1440"/>
+        </w:tabs>
+        <w:ind w:left="1440" w:hanging="360"/>
+      </w:pPr>
+    </w:lvl>
+    <w:lvl w:ilvl="2" w:tplc="6608DC92" w:tentative="1">
+      <w:start w:val="1"/>
+      <w:numFmt w:val="decimal"/>
+      <w:lvlText w:val="%3."/>
+      <w:lvlJc w:val="left"/>
+      <w:pPr>
+        <w:tabs>
+          <w:tab w:val="num" w:pos="2160"/>
+        </w:tabs>
+        <w:ind w:left="2160" w:hanging="360"/>
+      </w:pPr>
+    </w:lvl>
+    <w:lvl w:ilvl="3" w:tplc="4B3A5086" w:tentative="1">
+      <w:start w:val="1"/>
+      <w:numFmt w:val="decimal"/>
+      <w:lvlText w:val="%4."/>
+      <w:lvlJc w:val="left"/>
+      <w:pPr>
+        <w:tabs>
+          <w:tab w:val="num" w:pos="2880"/>
+        </w:tabs>
+        <w:ind w:left="2880" w:hanging="360"/>
+      </w:pPr>
+    </w:lvl>
+    <w:lvl w:ilvl="4" w:tplc="A98E404A" w:tentative="1">
+      <w:start w:val="1"/>
+      <w:numFmt w:val="decimal"/>
+      <w:lvlText w:val="%5."/>
+      <w:lvlJc w:val="left"/>
+      <w:pPr>
+        <w:tabs>
+          <w:tab w:val="num" w:pos="3600"/>
+        </w:tabs>
+        <w:ind w:left="3600" w:hanging="360"/>
+      </w:pPr>
+    </w:lvl>
+    <w:lvl w:ilvl="5" w:tplc="D3AAD35C" w:tentative="1">
+      <w:start w:val="1"/>
+      <w:numFmt w:val="decimal"/>
+      <w:lvlText w:val="%6."/>
+      <w:lvlJc w:val="left"/>
+      <w:pPr>
+        <w:tabs>
+          <w:tab w:val="num" w:pos="4320"/>
+        </w:tabs>
+        <w:ind w:left="4320" w:hanging="360"/>
+      </w:pPr>
+    </w:lvl>
+    <w:lvl w:ilvl="6" w:tplc="FB7A32F0" w:tentative="1">
+      <w:start w:val="1"/>
+      <w:numFmt w:val="decimal"/>
+      <w:lvlText w:val="%7."/>
+      <w:lvlJc w:val="left"/>
+      <w:pPr>
+        <w:tabs>
+          <w:tab w:val="num" w:pos="5040"/>
+        </w:tabs>
+        <w:ind w:left="5040" w:hanging="360"/>
+      </w:pPr>
+    </w:lvl>
+    <w:lvl w:ilvl="7" w:tplc="6B540406" w:tentative="1">
+      <w:start w:val="1"/>
+      <w:numFmt w:val="decimal"/>
+      <w:lvlText w:val="%8."/>
+      <w:lvlJc w:val="left"/>
+      <w:pPr>
+        <w:tabs>
+          <w:tab w:val="num" w:pos="5760"/>
+        </w:tabs>
+        <w:ind w:left="5760" w:hanging="360"/>
+      </w:pPr>
+    </w:lvl>
+    <w:lvl w:ilvl="8" w:tplc="9F52A594" w:tentative="1">
+      <w:start w:val="1"/>
+      <w:numFmt w:val="decimal"/>
+      <w:lvlText w:val="%9."/>
+      <w:lvlJc w:val="left"/>
+      <w:pPr>
+        <w:tabs>
+          <w:tab w:val="num" w:pos="6480"/>
+        </w:tabs>
+        <w:ind w:left="6480" w:hanging="360"/>
+      </w:pPr>
+    </w:lvl>
+  </w:abstractNum>
+  <w:abstractNum w:abstractNumId="11" w15:restartNumberingAfterBreak="0">
+    <w:nsid w:val="5F323F23"/>
+    <w:multiLevelType w:val="hybridMultilevel"/>
+    <w:tmpl w:val="AE102128"/>
+    <w:lvl w:ilvl="0" w:tplc="73D07D52">
+      <w:start w:val="2"/>
+      <w:numFmt w:val="lowerLetter"/>
+      <w:lvlText w:val="%1."/>
+      <w:lvlJc w:val="left"/>
+      <w:pPr>
+        <w:tabs>
+          <w:tab w:val="num" w:pos="720"/>
+        </w:tabs>
+        <w:ind w:left="720" w:hanging="360"/>
+      </w:pPr>
+    </w:lvl>
+    <w:lvl w:ilvl="1" w:tplc="43301A50" w:tentative="1">
+      <w:start w:val="1"/>
+      <w:numFmt w:val="decimal"/>
+      <w:lvlText w:val="%2."/>
+      <w:lvlJc w:val="left"/>
+      <w:pPr>
+        <w:tabs>
+          <w:tab w:val="num" w:pos="1440"/>
+        </w:tabs>
+        <w:ind w:left="1440" w:hanging="360"/>
+      </w:pPr>
+    </w:lvl>
+    <w:lvl w:ilvl="2" w:tplc="D4AEC272" w:tentative="1">
+      <w:start w:val="1"/>
+      <w:numFmt w:val="decimal"/>
+      <w:lvlText w:val="%3."/>
+      <w:lvlJc w:val="left"/>
+      <w:pPr>
+        <w:tabs>
+          <w:tab w:val="num" w:pos="2160"/>
+        </w:tabs>
+        <w:ind w:left="2160" w:hanging="360"/>
+      </w:pPr>
+    </w:lvl>
+    <w:lvl w:ilvl="3" w:tplc="2D08E37C" w:tentative="1">
+      <w:start w:val="1"/>
+      <w:numFmt w:val="decimal"/>
+      <w:lvlText w:val="%4."/>
+      <w:lvlJc w:val="left"/>
+      <w:pPr>
+        <w:tabs>
+          <w:tab w:val="num" w:pos="2880"/>
+        </w:tabs>
+        <w:ind w:left="2880" w:hanging="360"/>
+      </w:pPr>
+    </w:lvl>
+    <w:lvl w:ilvl="4" w:tplc="9274D55C" w:tentative="1">
+      <w:start w:val="1"/>
+      <w:numFmt w:val="decimal"/>
+      <w:lvlText w:val="%5."/>
+      <w:lvlJc w:val="left"/>
+      <w:pPr>
+        <w:tabs>
+          <w:tab w:val="num" w:pos="3600"/>
+        </w:tabs>
+        <w:ind w:left="3600" w:hanging="360"/>
+      </w:pPr>
+    </w:lvl>
+    <w:lvl w:ilvl="5" w:tplc="C6B49A4C" w:tentative="1">
+      <w:start w:val="1"/>
+      <w:numFmt w:val="decimal"/>
+      <w:lvlText w:val="%6."/>
+      <w:lvlJc w:val="left"/>
+      <w:pPr>
+        <w:tabs>
+          <w:tab w:val="num" w:pos="4320"/>
+        </w:tabs>
+        <w:ind w:left="4320" w:hanging="360"/>
+      </w:pPr>
+    </w:lvl>
+    <w:lvl w:ilvl="6" w:tplc="BC9E7B40" w:tentative="1">
+      <w:start w:val="1"/>
+      <w:numFmt w:val="decimal"/>
+      <w:lvlText w:val="%7."/>
+      <w:lvlJc w:val="left"/>
+      <w:pPr>
+        <w:tabs>
+          <w:tab w:val="num" w:pos="5040"/>
+        </w:tabs>
+        <w:ind w:left="5040" w:hanging="360"/>
+      </w:pPr>
+    </w:lvl>
+    <w:lvl w:ilvl="7" w:tplc="CD223DFA" w:tentative="1">
+      <w:start w:val="1"/>
+      <w:numFmt w:val="decimal"/>
+      <w:lvlText w:val="%8."/>
+      <w:lvlJc w:val="left"/>
+      <w:pPr>
+        <w:tabs>
+          <w:tab w:val="num" w:pos="5760"/>
+        </w:tabs>
+        <w:ind w:left="5760" w:hanging="360"/>
+      </w:pPr>
+    </w:lvl>
+    <w:lvl w:ilvl="8" w:tplc="11C2BDD4" w:tentative="1">
+      <w:start w:val="1"/>
+      <w:numFmt w:val="decimal"/>
+      <w:lvlText w:val="%9."/>
+      <w:lvlJc w:val="left"/>
+      <w:pPr>
+        <w:tabs>
+          <w:tab w:val="num" w:pos="6480"/>
+        </w:tabs>
+        <w:ind w:left="6480" w:hanging="360"/>
+      </w:pPr>
+    </w:lvl>
+  </w:abstractNum>
+  <w:abstractNum w:abstractNumId="12" w15:restartNumberingAfterBreak="0">
+    <w:nsid w:val="7273050E"/>
+    <w:multiLevelType w:val="multilevel"/>
+    <w:tmpl w:val="29FACE9A"/>
+    <w:lvl w:ilvl="0">
+      <w:start w:val="1"/>
+      <w:numFmt w:val="decimal"/>
+      <w:lvlText w:val="%1."/>
+      <w:lvlJc w:val="left"/>
+      <w:pPr>
+        <w:tabs>
+          <w:tab w:val="num" w:pos="720"/>
+        </w:tabs>
+        <w:ind w:left="720" w:hanging="360"/>
+      </w:pPr>
+    </w:lvl>
+    <w:lvl w:ilvl="1">
+      <w:start w:val="1"/>
+      <w:numFmt w:val="decimal"/>
+      <w:lvlText w:val="%2."/>
+      <w:lvlJc w:val="left"/>
+      <w:pPr>
+        <w:tabs>
+          <w:tab w:val="num" w:pos="1440"/>
+        </w:tabs>
+        <w:ind w:left="1440" w:hanging="360"/>
+      </w:pPr>
+    </w:lvl>
+    <w:lvl w:ilvl="2">
+      <w:start w:val="1"/>
+      <w:numFmt w:val="decimal"/>
+      <w:lvlText w:val="%3."/>
+      <w:lvlJc w:val="left"/>
+      <w:pPr>
+        <w:tabs>
+          <w:tab w:val="num" w:pos="2160"/>
+        </w:tabs>
+        <w:ind w:left="2160" w:hanging="360"/>
+      </w:pPr>
+    </w:lvl>
+    <w:lvl w:ilvl="3" w:tentative="1">
+      <w:start w:val="1"/>
+      <w:numFmt w:val="decimal"/>
+      <w:lvlText w:val="%4."/>
+      <w:lvlJc w:val="left"/>
+      <w:pPr>
+        <w:tabs>
+          <w:tab w:val="num" w:pos="2880"/>
+        </w:tabs>
+        <w:ind w:left="2880" w:hanging="360"/>
+      </w:pPr>
+    </w:lvl>
+    <w:lvl w:ilvl="4" w:tentative="1">
+      <w:start w:val="1"/>
+      <w:numFmt w:val="decimal"/>
+      <w:lvlText w:val="%5."/>
+      <w:lvlJc w:val="left"/>
+      <w:pPr>
+        <w:tabs>
+          <w:tab w:val="num" w:pos="3600"/>
+        </w:tabs>
+        <w:ind w:left="3600" w:hanging="360"/>
+      </w:pPr>
+    </w:lvl>
+    <w:lvl w:ilvl="5" w:tentative="1">
+      <w:start w:val="1"/>
+      <w:numFmt w:val="decimal"/>
+      <w:lvlText w:val="%6."/>
+      <w:lvlJc w:val="left"/>
+      <w:pPr>
+        <w:tabs>
+          <w:tab w:val="num" w:pos="4320"/>
+        </w:tabs>
+        <w:ind w:left="4320" w:hanging="360"/>
+      </w:pPr>
+    </w:lvl>
+    <w:lvl w:ilvl="6" w:tentative="1">
+      <w:start w:val="1"/>
+      <w:numFmt w:val="decimal"/>
+      <w:lvlText w:val="%7."/>
+      <w:lvlJc w:val="left"/>
+      <w:pPr>
+        <w:tabs>
+          <w:tab w:val="num" w:pos="5040"/>
+        </w:tabs>
+        <w:ind w:left="5040" w:hanging="360"/>
+      </w:pPr>
+    </w:lvl>
+    <w:lvl w:ilvl="7" w:tentative="1">
+      <w:start w:val="1"/>
+      <w:numFmt w:val="decimal"/>
+      <w:lvlText w:val="%8."/>
+      <w:lvlJc w:val="left"/>
+      <w:pPr>
+        <w:tabs>
+          <w:tab w:val="num" w:pos="5760"/>
+        </w:tabs>
+        <w:ind w:left="5760" w:hanging="360"/>
+      </w:pPr>
+    </w:lvl>
+    <w:lvl w:ilvl="8" w:tentative="1">
+      <w:start w:val="1"/>
+      <w:numFmt w:val="decimal"/>
+      <w:lvlText w:val="%9."/>
+      <w:lvlJc w:val="left"/>
+      <w:pPr>
+        <w:tabs>
+          <w:tab w:val="num" w:pos="6480"/>
+        </w:tabs>
+        <w:ind w:left="6480" w:hanging="360"/>
+      </w:pPr>
+    </w:lvl>
+  </w:abstractNum>
+  <w:abstractNum w:abstractNumId="13" w15:restartNumberingAfterBreak="0">
+    <w:nsid w:val="7A1F3E6A"/>
+    <w:multiLevelType w:val="multilevel"/>
+    <w:tmpl w:val="3F12F16C"/>
+    <w:lvl w:ilvl="0">
+      <w:start w:val="1"/>
+      <w:numFmt w:val="bullet"/>
+      <w:lvlText w:val=""/>
+      <w:lvlJc w:val="left"/>
+      <w:pPr>
+        <w:tabs>
+          <w:tab w:val="num" w:pos="720"/>
+        </w:tabs>
+        <w:ind w:left="720" w:hanging="360"/>
+      </w:pPr>
+      <w:rPr>
+        <w:rFonts w:ascii="Symbol" w:hAnsi="Symbol" w:hint="default"/>
+        <w:sz w:val="20"/>
+      </w:rPr>
+    </w:lvl>
+    <w:lvl w:ilvl="1" w:tentative="1">
+      <w:start w:val="1"/>
+      <w:numFmt w:val="bullet"/>
+      <w:lvlText w:val="o"/>
+      <w:lvlJc w:val="left"/>
+      <w:pPr>
+        <w:tabs>
+          <w:tab w:val="num" w:pos="1440"/>
+        </w:tabs>
+        <w:ind w:left="1440" w:hanging="360"/>
+      </w:pPr>
+      <w:rPr>
+        <w:rFonts w:ascii="Courier New" w:hAnsi="Courier New" w:hint="default"/>
+        <w:sz w:val="20"/>
+      </w:rPr>
+    </w:lvl>
+    <w:lvl w:ilvl="2" w:tentative="1">
+      <w:start w:val="1"/>
+      <w:numFmt w:val="bullet"/>
+      <w:lvlText w:val=""/>
+      <w:lvlJc w:val="left"/>
+      <w:pPr>
+        <w:tabs>
+          <w:tab w:val="num" w:pos="2160"/>
+        </w:tabs>
+        <w:ind w:left="2160" w:hanging="360"/>
+      </w:pPr>
+      <w:rPr>
+        <w:rFonts w:ascii="Wingdings" w:hAnsi="Wingdings" w:hint="default"/>
+        <w:sz w:val="20"/>
+      </w:rPr>
+    </w:lvl>
+    <w:lvl w:ilvl="3" w:tentative="1">
+      <w:start w:val="1"/>
+      <w:numFmt w:val="bullet"/>
+      <w:lvlText w:val=""/>
+      <w:lvlJc w:val="left"/>
+      <w:pPr>
+        <w:tabs>
+          <w:tab w:val="num" w:pos="2880"/>
+        </w:tabs>
+        <w:ind w:left="2880" w:hanging="360"/>
+      </w:pPr>
+      <w:rPr>
+        <w:rFonts w:ascii="Wingdings" w:hAnsi="Wingdings" w:hint="default"/>
+        <w:sz w:val="20"/>
+      </w:rPr>
+    </w:lvl>
+    <w:lvl w:ilvl="4" w:tentative="1">
+      <w:start w:val="1"/>
+      <w:numFmt w:val="bullet"/>
+      <w:lvlText w:val=""/>
+      <w:lvlJc w:val="left"/>
+      <w:pPr>
+        <w:tabs>
+          <w:tab w:val="num" w:pos="3600"/>
+        </w:tabs>
+        <w:ind w:left="3600" w:hanging="360"/>
+      </w:pPr>
+      <w:rPr>
+        <w:rFonts w:ascii="Wingdings" w:hAnsi="Wingdings" w:hint="default"/>
+        <w:sz w:val="20"/>
+      </w:rPr>
+    </w:lvl>
+    <w:lvl w:ilvl="5" w:tentative="1">
+      <w:start w:val="1"/>
+      <w:numFmt w:val="bullet"/>
+      <w:lvlText w:val=""/>
+      <w:lvlJc w:val="left"/>
+      <w:pPr>
+        <w:tabs>
+          <w:tab w:val="num" w:pos="4320"/>
+        </w:tabs>
+        <w:ind w:left="4320" w:hanging="360"/>
+      </w:pPr>
+      <w:rPr>
+        <w:rFonts w:ascii="Wingdings" w:hAnsi="Wingdings" w:hint="default"/>
+        <w:sz w:val="20"/>
+      </w:rPr>
+    </w:lvl>
+    <w:lvl w:ilvl="6" w:tentative="1">
+      <w:start w:val="1"/>
+      <w:numFmt w:val="bullet"/>
+      <w:lvlText w:val=""/>
+      <w:lvlJc w:val="left"/>
+      <w:pPr>
+        <w:tabs>
+          <w:tab w:val="num" w:pos="5040"/>
+        </w:tabs>
+        <w:ind w:left="5040" w:hanging="360"/>
+      </w:pPr>
+      <w:rPr>
+        <w:rFonts w:ascii="Wingdings" w:hAnsi="Wingdings" w:hint="default"/>
+        <w:sz w:val="20"/>
+      </w:rPr>
+    </w:lvl>
+    <w:lvl w:ilvl="7" w:tentative="1">
+      <w:start w:val="1"/>
+      <w:numFmt w:val="bullet"/>
+      <w:lvlText w:val=""/>
+      <w:lvlJc w:val="left"/>
+      <w:pPr>
+        <w:tabs>
+          <w:tab w:val="num" w:pos="5760"/>
+        </w:tabs>
+        <w:ind w:left="5760" w:hanging="360"/>
+      </w:pPr>
+      <w:rPr>
+        <w:rFonts w:ascii="Wingdings" w:hAnsi="Wingdings" w:hint="default"/>
+        <w:sz w:val="20"/>
+      </w:rPr>
+    </w:lvl>
+    <w:lvl w:ilvl="8" w:tentative="1">
+      <w:start w:val="1"/>
+      <w:numFmt w:val="bullet"/>
+      <w:lvlText w:val=""/>
+      <w:lvlJc w:val="left"/>
+      <w:pPr>
+        <w:tabs>
+          <w:tab w:val="num" w:pos="6480"/>
+        </w:tabs>
+        <w:ind w:left="6480" w:hanging="360"/>
+      </w:pPr>
+      <w:rPr>
+        <w:rFonts w:ascii="Wingdings" w:hAnsi="Wingdings" w:hint="default"/>
+        <w:sz w:val="20"/>
+      </w:rPr>
+    </w:lvl>
+  </w:abstractNum>
+  <w:abstractNum w:abstractNumId="14" w15:restartNumberingAfterBreak="0">
+    <w:nsid w:val="7B670421"/>
+    <w:multiLevelType w:val="multilevel"/>
+    <w:tmpl w:val="12907E22"/>
+    <w:lvl w:ilvl="0">
+      <w:start w:val="1"/>
+      <w:numFmt w:val="bullet"/>
+      <w:lvlText w:val=""/>
+      <w:lvlJc w:val="left"/>
+      <w:pPr>
+        <w:tabs>
+          <w:tab w:val="num" w:pos="720"/>
+        </w:tabs>
+        <w:ind w:left="720" w:hanging="360"/>
+      </w:pPr>
+      <w:rPr>
+        <w:rFonts w:ascii="Symbol" w:hAnsi="Symbol" w:hint="default"/>
+        <w:sz w:val="20"/>
+      </w:rPr>
+    </w:lvl>
+    <w:lvl w:ilvl="1" w:tentative="1">
+      <w:start w:val="1"/>
+      <w:numFmt w:val="bullet"/>
+      <w:lvlText w:val="o"/>
+      <w:lvlJc w:val="left"/>
+      <w:pPr>
+        <w:tabs>
+          <w:tab w:val="num" w:pos="1440"/>
+        </w:tabs>
+        <w:ind w:left="1440" w:hanging="360"/>
+      </w:pPr>
+      <w:rPr>
+        <w:rFonts w:ascii="Courier New" w:hAnsi="Courier New" w:hint="default"/>
+        <w:sz w:val="20"/>
+      </w:rPr>
+    </w:lvl>
+    <w:lvl w:ilvl="2" w:tentative="1">
+      <w:start w:val="1"/>
+      <w:numFmt w:val="bullet"/>
+      <w:lvlText w:val=""/>
+      <w:lvlJc w:val="left"/>
+      <w:pPr>
+        <w:tabs>
+          <w:tab w:val="num" w:pos="2160"/>
+        </w:tabs>
+        <w:ind w:left="2160" w:hanging="360"/>
+      </w:pPr>
+      <w:rPr>
+        <w:rFonts w:ascii="Wingdings" w:hAnsi="Wingdings" w:hint="default"/>
+        <w:sz w:val="20"/>
+      </w:rPr>
+    </w:lvl>
+    <w:lvl w:ilvl="3" w:tentative="1">
+      <w:start w:val="1"/>
+      <w:numFmt w:val="bullet"/>
+      <w:lvlText w:val=""/>
+      <w:lvlJc w:val="left"/>
+      <w:pPr>
+        <w:tabs>
+          <w:tab w:val="num" w:pos="2880"/>
+        </w:tabs>
+        <w:ind w:left="2880" w:hanging="360"/>
+      </w:pPr>
+      <w:rPr>
+        <w:rFonts w:ascii="Wingdings" w:hAnsi="Wingdings" w:hint="default"/>
+        <w:sz w:val="20"/>
+      </w:rPr>
+    </w:lvl>
+    <w:lvl w:ilvl="4" w:tentative="1">
+      <w:start w:val="1"/>
+      <w:numFmt w:val="bullet"/>
+      <w:lvlText w:val=""/>
+      <w:lvlJc w:val="left"/>
+      <w:pPr>
+        <w:tabs>
+          <w:tab w:val="num" w:pos="3600"/>
+        </w:tabs>
+        <w:ind w:left="3600" w:hanging="360"/>
+      </w:pPr>
+      <w:rPr>
+        <w:rFonts w:ascii="Wingdings" w:hAnsi="Wingdings" w:hint="default"/>
+        <w:sz w:val="20"/>
+      </w:rPr>
+    </w:lvl>
+    <w:lvl w:ilvl="5" w:tentative="1">
+      <w:start w:val="1"/>
+      <w:numFmt w:val="bullet"/>
+      <w:lvlText w:val=""/>
+      <w:lvlJc w:val="left"/>
+      <w:pPr>
+        <w:tabs>
+          <w:tab w:val="num" w:pos="4320"/>
+        </w:tabs>
+        <w:ind w:left="4320" w:hanging="360"/>
+      </w:pPr>
+      <w:rPr>
+        <w:rFonts w:ascii="Wingdings" w:hAnsi="Wingdings" w:hint="default"/>
+        <w:sz w:val="20"/>
+      </w:rPr>
+    </w:lvl>
+    <w:lvl w:ilvl="6" w:tentative="1">
+      <w:start w:val="1"/>
+      <w:numFmt w:val="bullet"/>
+      <w:lvlText w:val=""/>
+      <w:lvlJc w:val="left"/>
+      <w:pPr>
+        <w:tabs>
+          <w:tab w:val="num" w:pos="5040"/>
+        </w:tabs>
+        <w:ind w:left="5040" w:hanging="360"/>
+      </w:pPr>
+      <w:rPr>
+        <w:rFonts w:ascii="Wingdings" w:hAnsi="Wingdings" w:hint="default"/>
+        <w:sz w:val="20"/>
+      </w:rPr>
+    </w:lvl>
+    <w:lvl w:ilvl="7" w:tentative="1">
+      <w:start w:val="1"/>
+      <w:numFmt w:val="bullet"/>
+      <w:lvlText w:val=""/>
+      <w:lvlJc w:val="left"/>
+      <w:pPr>
+        <w:tabs>
+          <w:tab w:val="num" w:pos="5760"/>
+        </w:tabs>
+        <w:ind w:left="5760" w:hanging="360"/>
+      </w:pPr>
+      <w:rPr>
+        <w:rFonts w:ascii="Wingdings" w:hAnsi="Wingdings" w:hint="default"/>
+        <w:sz w:val="20"/>
+      </w:rPr>
+    </w:lvl>
+    <w:lvl w:ilvl="8" w:tentative="1">
+      <w:start w:val="1"/>
+      <w:numFmt w:val="bullet"/>
+      <w:lvlText w:val=""/>
+      <w:lvlJc w:val="left"/>
+      <w:pPr>
+        <w:tabs>
+          <w:tab w:val="num" w:pos="6480"/>
+        </w:tabs>
+        <w:ind w:left="6480" w:hanging="360"/>
+      </w:pPr>
+      <w:rPr>
+        <w:rFonts w:ascii="Wingdings" w:hAnsi="Wingdings" w:hint="default"/>
+        <w:sz w:val="20"/>
+      </w:rPr>
+    </w:lvl>
+  </w:abstractNum>
+  <w:num w:numId="1" w16cid:durableId="836306550">
+    <w:abstractNumId w:val="1"/>
+    <w:lvlOverride w:ilvl="0">
+      <w:lvl w:ilvl="0">
+        <w:numFmt w:val="lowerLetter"/>
+        <w:lvlText w:val="%1."/>
+        <w:lvlJc w:val="left"/>
+      </w:lvl>
+    </w:lvlOverride>
+  </w:num>
+  <w:num w:numId="2" w16cid:durableId="2038970747">
+    <w:abstractNumId w:val="1"/>
+    <w:lvlOverride w:ilvl="0">
+      <w:lvl w:ilvl="0">
+        <w:numFmt w:val="lowerLetter"/>
+        <w:lvlText w:val="%1."/>
+        <w:lvlJc w:val="left"/>
+      </w:lvl>
+    </w:lvlOverride>
+  </w:num>
+  <w:num w:numId="3" w16cid:durableId="1482307194">
+    <w:abstractNumId w:val="1"/>
+    <w:lvlOverride w:ilvl="0">
+      <w:lvl w:ilvl="0">
+        <w:numFmt w:val="lowerLetter"/>
+        <w:lvlText w:val="%1."/>
+        <w:lvlJc w:val="left"/>
+      </w:lvl>
+    </w:lvlOverride>
+  </w:num>
+  <w:num w:numId="4" w16cid:durableId="2058626522">
+    <w:abstractNumId w:val="1"/>
+    <w:lvlOverride w:ilvl="0">
+      <w:lvl w:ilvl="0">
+        <w:numFmt w:val="lowerLetter"/>
+        <w:lvlText w:val="%1."/>
+        <w:lvlJc w:val="left"/>
+      </w:lvl>
+    </w:lvlOverride>
+  </w:num>
+  <w:num w:numId="5" w16cid:durableId="1397778334">
+    <w:abstractNumId w:val="1"/>
+    <w:lvlOverride w:ilvl="0">
+      <w:lvl w:ilvl="0">
+        <w:numFmt w:val="lowerLetter"/>
+        <w:lvlText w:val="%1."/>
+        <w:lvlJc w:val="left"/>
+      </w:lvl>
+    </w:lvlOverride>
+  </w:num>
+  <w:num w:numId="6" w16cid:durableId="1838032350">
+    <w:abstractNumId w:val="1"/>
+    <w:lvlOverride w:ilvl="0">
+      <w:lvl w:ilvl="0">
+        <w:numFmt w:val="lowerLetter"/>
+        <w:lvlText w:val="%1."/>
+        <w:lvlJc w:val="left"/>
+      </w:lvl>
+    </w:lvlOverride>
+  </w:num>
+  <w:num w:numId="7" w16cid:durableId="1014503832">
+    <w:abstractNumId w:val="12"/>
+  </w:num>
+  <w:num w:numId="8" w16cid:durableId="1859806718">
+    <w:abstractNumId w:val="12"/>
+    <w:lvlOverride w:ilvl="1">
+      <w:lvl w:ilvl="1">
+        <w:numFmt w:val="lowerLetter"/>
+        <w:lvlText w:val="%2."/>
+        <w:lvlJc w:val="left"/>
+      </w:lvl>
+    </w:lvlOverride>
+  </w:num>
+  <w:num w:numId="9" w16cid:durableId="969360778">
+    <w:abstractNumId w:val="13"/>
+  </w:num>
+  <w:num w:numId="10" w16cid:durableId="1748962618">
+    <w:abstractNumId w:val="2"/>
+  </w:num>
+  <w:num w:numId="11" w16cid:durableId="1997298124">
+    <w:abstractNumId w:val="11"/>
+  </w:num>
+  <w:num w:numId="12" w16cid:durableId="1511673728">
+    <w:abstractNumId w:val="5"/>
+  </w:num>
+  <w:num w:numId="13" w16cid:durableId="2097825825">
+    <w:abstractNumId w:val="6"/>
+  </w:num>
+  <w:num w:numId="14" w16cid:durableId="92171547">
+    <w:abstractNumId w:val="8"/>
+  </w:num>
+  <w:num w:numId="15" w16cid:durableId="1111129774">
+    <w:abstractNumId w:val="0"/>
+    <w:lvlOverride w:ilvl="0">
+      <w:lvl w:ilvl="0">
+        <w:numFmt w:val="decimal"/>
+        <w:lvlText w:val="%1."/>
+        <w:lvlJc w:val="left"/>
+      </w:lvl>
+    </w:lvlOverride>
+  </w:num>
+  <w:num w:numId="16" w16cid:durableId="375397883">
+    <w:abstractNumId w:val="0"/>
+    <w:lvlOverride w:ilvl="1">
+      <w:lvl w:ilvl="1">
+        <w:numFmt w:val="lowerLetter"/>
+        <w:lvlText w:val="%2."/>
+        <w:lvlJc w:val="left"/>
+      </w:lvl>
+    </w:lvlOverride>
+  </w:num>
+  <w:num w:numId="17" w16cid:durableId="2054380485">
+    <w:abstractNumId w:val="0"/>
+    <w:lvlOverride w:ilvl="1">
+      <w:lvl w:ilvl="1">
+        <w:numFmt w:val="lowerLetter"/>
+        <w:lvlText w:val="%2."/>
+        <w:lvlJc w:val="left"/>
+      </w:lvl>
+    </w:lvlOverride>
+  </w:num>
+  <w:num w:numId="18" w16cid:durableId="667565077">
+    <w:abstractNumId w:val="4"/>
+    <w:lvlOverride w:ilvl="0">
+      <w:lvl w:ilvl="0">
+        <w:numFmt w:val="decimal"/>
+        <w:lvlText w:val="%1."/>
+        <w:lvlJc w:val="left"/>
+      </w:lvl>
+    </w:lvlOverride>
+  </w:num>
+  <w:num w:numId="19" w16cid:durableId="367070490">
+    <w:abstractNumId w:val="4"/>
+    <w:lvlOverride w:ilvl="1">
+      <w:lvl w:ilvl="1">
+        <w:numFmt w:val="lowerLetter"/>
+        <w:lvlText w:val="%2."/>
+        <w:lvlJc w:val="left"/>
+      </w:lvl>
+    </w:lvlOverride>
+  </w:num>
+  <w:num w:numId="20" w16cid:durableId="1581796675">
+    <w:abstractNumId w:val="10"/>
+  </w:num>
+  <w:num w:numId="21" w16cid:durableId="981471181">
+    <w:abstractNumId w:val="9"/>
+    <w:lvlOverride w:ilvl="0">
+      <w:lvl w:ilvl="0">
+        <w:numFmt w:val="decimal"/>
+        <w:lvlText w:val="%1."/>
+        <w:lvlJc w:val="left"/>
+      </w:lvl>
+    </w:lvlOverride>
+  </w:num>
+  <w:num w:numId="22" w16cid:durableId="541097890">
+    <w:abstractNumId w:val="14"/>
+  </w:num>
+  <w:num w:numId="23" w16cid:durableId="649675095">
+    <w:abstractNumId w:val="7"/>
+    <w:lvlOverride w:ilvl="0">
+      <w:lvl w:ilvl="0">
+        <w:numFmt w:val="decimal"/>
+        <w:lvlText w:val="%1."/>
+        <w:lvlJc w:val="left"/>
+      </w:lvl>
+    </w:lvlOverride>
+  </w:num>
+  <w:num w:numId="24" w16cid:durableId="2050447777">
+    <w:abstractNumId w:val="7"/>
+    <w:lvlOverride w:ilvl="0">
+      <w:lvl w:ilvl="0">
+        <w:numFmt w:val="decimal"/>
+        <w:lvlText w:val="%1."/>
+        <w:lvlJc w:val="left"/>
+      </w:lvl>
+    </w:lvlOverride>
+  </w:num>
+  <w:num w:numId="25" w16cid:durableId="1270703394">
+    <w:abstractNumId w:val="3"/>
+  </w:num>
+</w:numbering>
+</file>
+
 <file path=word/styles.xml><?xml version="1.0" encoding="utf-8"?>
 <w:styles xmlns:mc="http://schemas.openxmlformats.org/markup-compatibility/2006" xmlns:r="http://schemas.openxmlformats.org/officeDocument/2006/relationships" xmlns:w="http://schemas.openxmlformats.org/wordprocessingml/2006/main" xmlns:w14="http://schemas.microsoft.com/office/word/2010/wordml" xmlns:w15="http://schemas.microsoft.com/office/word/2012/wordml" xmlns:w16cex="http://schemas.microsoft.com/office/word/2018/wordml/cex" xmlns:w16cid="http://schemas.microsoft.com/office/word/2016/wordml/cid" xmlns:w16="http://schemas.microsoft.com/office/word/2018/wordml" xmlns:w16du="http://schemas.microsoft.com/office/word/2023/wordml/word16du" xmlns:w16sdtdh="http://schemas.microsoft.com/office/word/2020/wordml/sdtdatahash" xmlns:w16sdtfl="http://schemas.microsoft.com/office/word/2024/wordml/sdtformatlock" xmlns:w16se="http://schemas.microsoft.com/office/word/2015/wordml/symex" mc:Ignorable="w14 w15 w16se w16cid w16 w16cex w16sdtdh w16sdtfl w16du">
   <w:docDefaults>
@@ -158,7 +3288,7 @@
         <w:kern w:val="2"/>
         <w:sz w:val="24"/>
         <w:szCs w:val="24"/>
-        <w:lang w:val="en-FR" w:eastAsia="en-US" w:bidi="ar-SA"/>
+        <w:lang w:eastAsia="en-US" w:bidi="ar-SA"/>
         <w14:ligatures w14:val="standardContextual"/>
       </w:rPr>
     </w:rPrDefault>
